--- a/docx/mid-term/06_设计文档.docx
+++ b/docx/mid-term/06_设计文档.docx
@@ -36,9 +36,9 @@
       </w:pPr>
       <w:r>
         <w:rPr>
-          <w:rFonts w:ascii="黑体" w:hAnsi="黑体" w:eastAsia="黑体"/>
+          <w:rFonts w:ascii="宋体" w:hAnsi="宋体" w:eastAsia="宋体"/>
           <w:b/>
-          <w:sz w:val="40"/>
+          <w:sz w:val="48"/>
         </w:rPr>
         <w:t xml:space="preserve">工业轴承设备剩余寿命预测系统的实现：设计文档</w:t>
       </w:r>
@@ -50,7 +50,7 @@
       </w:pPr>
       <w:r>
         <w:rPr>
-          <w:rFonts w:ascii="黑体" w:hAnsi="黑体" w:eastAsia="黑体"/>
+          <w:rFonts w:ascii="宋体" w:hAnsi="宋体" w:eastAsia="宋体"/>
         </w:rPr>
         <w:t xml:space="preserve">文档信息</w:t>
       </w:r>
@@ -61,19 +61,19 @@
         <w:tblW w:type="pct" w:w="0.0"/>
         <w:tblLook w:firstRow="1" w:lastRow="0" w:firstColumn="0" w:lastColumn="0" w:noHBand="0" w:noVBand="0" w:val="0020"/>
         <w:tblBorders>
-          <w:top w:val="single" w:sz="4" w:space="0" w:color="BFBFBF"/>
-          <w:left w:val="single" w:sz="4" w:space="0" w:color="BFBFBF"/>
-          <w:bottom w:val="single" w:sz="4" w:space="0" w:color="BFBFBF"/>
-          <w:right w:val="single" w:sz="4" w:space="0" w:color="BFBFBF"/>
-          <w:insideH w:val="single" w:sz="4" w:space="0" w:color="BFBFBF"/>
-          <w:insideV w:val="single" w:sz="4" w:space="0" w:color="BFBFBF"/>
+          <w:top w:val="single" w:sz="4" w:space="0" w:color="000000"/>
+          <w:left w:val="single" w:sz="4" w:space="0" w:color="000000"/>
+          <w:bottom w:val="single" w:sz="4" w:space="0" w:color="000000"/>
+          <w:right w:val="single" w:sz="4" w:space="0" w:color="000000"/>
+          <w:insideH w:val="single" w:sz="4" w:space="0" w:color="000000"/>
+          <w:insideV w:val="single" w:sz="4" w:space="0" w:color="000000"/>
         </w:tblBorders>
       </w:tblPr>
       <w:tblGrid/>
       <w:tr>
         <w:tc>
           <w:tcPr>
-            <w:shd w:fill="EAEAEA"/>
+            <w:shd w:fill="FFFFFF"/>
           </w:tcPr>
           <w:p>
             <w:pPr>
@@ -84,7 +84,8 @@
             <w:r>
               <w:rPr>
                 <w:rFonts w:ascii="宋体" w:hAnsi="宋体" w:eastAsia="宋体"/>
-                <w:sz w:val="19"/>
+                <w:b/>
+                <w:sz w:val="21"/>
               </w:rPr>
               <w:t xml:space="preserve">项目</w:t>
             </w:r>
@@ -92,7 +93,7 @@
         </w:tc>
         <w:tc>
           <w:tcPr>
-            <w:shd w:fill="EAEAEA"/>
+            <w:shd w:fill="FFFFFF"/>
           </w:tcPr>
           <w:p>
             <w:pPr>
@@ -103,7 +104,8 @@
             <w:r>
               <w:rPr>
                 <w:rFonts w:ascii="宋体" w:hAnsi="宋体" w:eastAsia="宋体"/>
-                <w:sz w:val="19"/>
+                <w:b/>
+                <w:sz w:val="21"/>
               </w:rPr>
               <w:t xml:space="preserve">内容</w:t>
             </w:r>
@@ -121,7 +123,7 @@
             <w:r>
               <w:rPr>
                 <w:rFonts w:ascii="宋体" w:hAnsi="宋体" w:eastAsia="宋体"/>
-                <w:sz w:val="19"/>
+                <w:sz w:val="21"/>
               </w:rPr>
               <w:t xml:space="preserve">文档名称</w:t>
             </w:r>
@@ -137,7 +139,7 @@
             <w:r>
               <w:rPr>
                 <w:rFonts w:ascii="宋体" w:hAnsi="宋体" w:eastAsia="宋体"/>
-                <w:sz w:val="19"/>
+                <w:sz w:val="21"/>
               </w:rPr>
               <w:t xml:space="preserve">设计文档</w:t>
             </w:r>
@@ -155,7 +157,7 @@
             <w:r>
               <w:rPr>
                 <w:rFonts w:ascii="宋体" w:hAnsi="宋体" w:eastAsia="宋体"/>
-                <w:sz w:val="19"/>
+                <w:sz w:val="21"/>
               </w:rPr>
               <w:t xml:space="preserve">文档编号</w:t>
             </w:r>
@@ -171,7 +173,7 @@
             <w:r>
               <w:rPr>
                 <w:rFonts w:ascii="宋体" w:hAnsi="宋体" w:eastAsia="宋体"/>
-                <w:sz w:val="19"/>
+                <w:sz w:val="21"/>
               </w:rPr>
               <w:t xml:space="preserve">SE-PHM-MID-06</w:t>
             </w:r>
@@ -189,7 +191,7 @@
             <w:r>
               <w:rPr>
                 <w:rFonts w:ascii="宋体" w:hAnsi="宋体" w:eastAsia="宋体"/>
-                <w:sz w:val="19"/>
+                <w:sz w:val="21"/>
               </w:rPr>
               <w:t xml:space="preserve">文档阶段</w:t>
             </w:r>
@@ -205,7 +207,7 @@
             <w:r>
               <w:rPr>
                 <w:rFonts w:ascii="宋体" w:hAnsi="宋体" w:eastAsia="宋体"/>
-                <w:sz w:val="19"/>
+                <w:sz w:val="21"/>
               </w:rPr>
               <w:t xml:space="preserve">中期</w:t>
             </w:r>
@@ -223,7 +225,7 @@
             <w:r>
               <w:rPr>
                 <w:rFonts w:ascii="宋体" w:hAnsi="宋体" w:eastAsia="宋体"/>
-                <w:sz w:val="19"/>
+                <w:sz w:val="21"/>
               </w:rPr>
               <w:t xml:space="preserve">项目名称</w:t>
             </w:r>
@@ -239,7 +241,7 @@
             <w:r>
               <w:rPr>
                 <w:rFonts w:ascii="宋体" w:hAnsi="宋体" w:eastAsia="宋体"/>
-                <w:sz w:val="19"/>
+                <w:sz w:val="21"/>
               </w:rPr>
               <w:t xml:space="preserve">工业轴承设备剩余寿命预测系统的实现</w:t>
             </w:r>
@@ -257,7 +259,7 @@
             <w:r>
               <w:rPr>
                 <w:rFonts w:ascii="宋体" w:hAnsi="宋体" w:eastAsia="宋体"/>
-                <w:sz w:val="19"/>
+                <w:sz w:val="21"/>
               </w:rPr>
               <w:t xml:space="preserve">课程</w:t>
             </w:r>
@@ -273,7 +275,7 @@
             <w:r>
               <w:rPr>
                 <w:rFonts w:ascii="宋体" w:hAnsi="宋体" w:eastAsia="宋体"/>
-                <w:sz w:val="19"/>
+                <w:sz w:val="21"/>
               </w:rPr>
               <w:t xml:space="preserve">中国科学技术大学软件学院《软件工程》</w:t>
             </w:r>
@@ -291,7 +293,7 @@
             <w:r>
               <w:rPr>
                 <w:rFonts w:ascii="宋体" w:hAnsi="宋体" w:eastAsia="宋体"/>
-                <w:sz w:val="19"/>
+                <w:sz w:val="21"/>
               </w:rPr>
               <w:t xml:space="preserve">指导老师</w:t>
             </w:r>
@@ -307,7 +309,7 @@
             <w:r>
               <w:rPr>
                 <w:rFonts w:ascii="宋体" w:hAnsi="宋体" w:eastAsia="宋体"/>
-                <w:sz w:val="19"/>
+                <w:sz w:val="21"/>
               </w:rPr>
               <w:t xml:space="preserve">zjf</w:t>
             </w:r>
@@ -325,7 +327,7 @@
             <w:r>
               <w:rPr>
                 <w:rFonts w:ascii="宋体" w:hAnsi="宋体" w:eastAsia="宋体"/>
-                <w:sz w:val="19"/>
+                <w:sz w:val="21"/>
               </w:rPr>
               <w:t xml:space="preserve">小组成员</w:t>
             </w:r>
@@ -341,7 +343,7 @@
             <w:r>
               <w:rPr>
                 <w:rFonts w:ascii="宋体" w:hAnsi="宋体" w:eastAsia="宋体"/>
-                <w:sz w:val="19"/>
+                <w:sz w:val="21"/>
               </w:rPr>
               <w:t xml:space="preserve">zyj、cyy、zdh、zy</w:t>
             </w:r>
@@ -359,7 +361,7 @@
             <w:r>
               <w:rPr>
                 <w:rFonts w:ascii="宋体" w:hAnsi="宋体" w:eastAsia="宋体"/>
-                <w:sz w:val="19"/>
+                <w:sz w:val="21"/>
               </w:rPr>
               <w:t xml:space="preserve">文档负责人</w:t>
             </w:r>
@@ -375,7 +377,7 @@
             <w:r>
               <w:rPr>
                 <w:rFonts w:ascii="宋体" w:hAnsi="宋体" w:eastAsia="宋体"/>
-                <w:sz w:val="19"/>
+                <w:sz w:val="21"/>
               </w:rPr>
               <w:t xml:space="preserve">zyj</w:t>
             </w:r>
@@ -393,7 +395,7 @@
             <w:r>
               <w:rPr>
                 <w:rFonts w:ascii="宋体" w:hAnsi="宋体" w:eastAsia="宋体"/>
-                <w:sz w:val="19"/>
+                <w:sz w:val="21"/>
               </w:rPr>
               <w:t xml:space="preserve">参与编写</w:t>
             </w:r>
@@ -409,7 +411,7 @@
             <w:r>
               <w:rPr>
                 <w:rFonts w:ascii="宋体" w:hAnsi="宋体" w:eastAsia="宋体"/>
-                <w:sz w:val="19"/>
+                <w:sz w:val="21"/>
               </w:rPr>
               <w:t xml:space="preserve">cyy、zdh、zy</w:t>
             </w:r>
@@ -427,7 +429,7 @@
             <w:r>
               <w:rPr>
                 <w:rFonts w:ascii="宋体" w:hAnsi="宋体" w:eastAsia="宋体"/>
-                <w:sz w:val="19"/>
+                <w:sz w:val="21"/>
               </w:rPr>
               <w:t xml:space="preserve">版本</w:t>
             </w:r>
@@ -443,7 +445,7 @@
             <w:r>
               <w:rPr>
                 <w:rFonts w:ascii="宋体" w:hAnsi="宋体" w:eastAsia="宋体"/>
-                <w:sz w:val="19"/>
+                <w:sz w:val="21"/>
               </w:rPr>
               <w:t xml:space="preserve">V3.0</w:t>
             </w:r>
@@ -461,7 +463,7 @@
             <w:r>
               <w:rPr>
                 <w:rFonts w:ascii="宋体" w:hAnsi="宋体" w:eastAsia="宋体"/>
-                <w:sz w:val="19"/>
+                <w:sz w:val="21"/>
               </w:rPr>
               <w:t xml:space="preserve">修订日期</w:t>
             </w:r>
@@ -477,7 +479,7 @@
             <w:r>
               <w:rPr>
                 <w:rFonts w:ascii="宋体" w:hAnsi="宋体" w:eastAsia="宋体"/>
-                <w:sz w:val="19"/>
+                <w:sz w:val="21"/>
               </w:rPr>
               <w:t xml:space="preserve">2026-06-14</w:t>
             </w:r>
@@ -495,7 +497,7 @@
             <w:r>
               <w:rPr>
                 <w:rFonts w:ascii="宋体" w:hAnsi="宋体" w:eastAsia="宋体"/>
-                <w:sz w:val="19"/>
+                <w:sz w:val="21"/>
               </w:rPr>
               <w:t xml:space="preserve">归档形式</w:t>
             </w:r>
@@ -511,7 +513,7 @@
             <w:r>
               <w:rPr>
                 <w:rFonts w:ascii="宋体" w:hAnsi="宋体" w:eastAsia="宋体"/>
-                <w:sz w:val="19"/>
+                <w:sz w:val="21"/>
               </w:rPr>
               <w:t xml:space="preserve">Markdown 源文件、PDF、DOCX</w:t>
             </w:r>
@@ -529,7 +531,7 @@
             <w:r>
               <w:rPr>
                 <w:rFonts w:ascii="宋体" w:hAnsi="宋体" w:eastAsia="宋体"/>
-                <w:sz w:val="19"/>
+                <w:sz w:val="21"/>
               </w:rPr>
               <w:t xml:space="preserve">内容基线</w:t>
             </w:r>
@@ -545,7 +547,7 @@
             <w:r>
               <w:rPr>
                 <w:rFonts w:ascii="宋体" w:hAnsi="宋体" w:eastAsia="宋体"/>
-                <w:sz w:val="19"/>
+                <w:sz w:val="21"/>
               </w:rPr>
               <w:t xml:space="preserve">总体架构、模块设计、接口设计、数据流和部署设计</w:t>
             </w:r>
@@ -561,7 +563,7 @@
       </w:pPr>
       <w:r>
         <w:rPr>
-          <w:rFonts w:ascii="黑体" w:hAnsi="黑体" w:eastAsia="黑体"/>
+          <w:rFonts w:ascii="宋体" w:hAnsi="宋体" w:eastAsia="宋体"/>
         </w:rPr>
         <w:t xml:space="preserve">修订记录</w:t>
       </w:r>
@@ -572,19 +574,19 @@
         <w:tblW w:type="pct" w:w="0.0"/>
         <w:tblLook w:firstRow="1" w:lastRow="0" w:firstColumn="0" w:lastColumn="0" w:noHBand="0" w:noVBand="0" w:val="0020"/>
         <w:tblBorders>
-          <w:top w:val="single" w:sz="4" w:space="0" w:color="BFBFBF"/>
-          <w:left w:val="single" w:sz="4" w:space="0" w:color="BFBFBF"/>
-          <w:bottom w:val="single" w:sz="4" w:space="0" w:color="BFBFBF"/>
-          <w:right w:val="single" w:sz="4" w:space="0" w:color="BFBFBF"/>
-          <w:insideH w:val="single" w:sz="4" w:space="0" w:color="BFBFBF"/>
-          <w:insideV w:val="single" w:sz="4" w:space="0" w:color="BFBFBF"/>
+          <w:top w:val="single" w:sz="4" w:space="0" w:color="000000"/>
+          <w:left w:val="single" w:sz="4" w:space="0" w:color="000000"/>
+          <w:bottom w:val="single" w:sz="4" w:space="0" w:color="000000"/>
+          <w:right w:val="single" w:sz="4" w:space="0" w:color="000000"/>
+          <w:insideH w:val="single" w:sz="4" w:space="0" w:color="000000"/>
+          <w:insideV w:val="single" w:sz="4" w:space="0" w:color="000000"/>
         </w:tblBorders>
       </w:tblPr>
       <w:tblGrid/>
       <w:tr>
         <w:tc>
           <w:tcPr>
-            <w:shd w:fill="EAEAEA"/>
+            <w:shd w:fill="FFFFFF"/>
           </w:tcPr>
           <w:p>
             <w:pPr>
@@ -595,7 +597,8 @@
             <w:r>
               <w:rPr>
                 <w:rFonts w:ascii="宋体" w:hAnsi="宋体" w:eastAsia="宋体"/>
-                <w:sz w:val="19"/>
+                <w:b/>
+                <w:sz w:val="21"/>
               </w:rPr>
               <w:t xml:space="preserve">版本</w:t>
             </w:r>
@@ -603,7 +606,7 @@
         </w:tc>
         <w:tc>
           <w:tcPr>
-            <w:shd w:fill="EAEAEA"/>
+            <w:shd w:fill="FFFFFF"/>
           </w:tcPr>
           <w:p>
             <w:pPr>
@@ -614,7 +617,8 @@
             <w:r>
               <w:rPr>
                 <w:rFonts w:ascii="宋体" w:hAnsi="宋体" w:eastAsia="宋体"/>
-                <w:sz w:val="19"/>
+                <w:b/>
+                <w:sz w:val="21"/>
               </w:rPr>
               <w:t xml:space="preserve">日期</w:t>
             </w:r>
@@ -622,7 +626,7 @@
         </w:tc>
         <w:tc>
           <w:tcPr>
-            <w:shd w:fill="EAEAEA"/>
+            <w:shd w:fill="FFFFFF"/>
           </w:tcPr>
           <w:p>
             <w:pPr>
@@ -633,7 +637,8 @@
             <w:r>
               <w:rPr>
                 <w:rFonts w:ascii="宋体" w:hAnsi="宋体" w:eastAsia="宋体"/>
-                <w:sz w:val="19"/>
+                <w:b/>
+                <w:sz w:val="21"/>
               </w:rPr>
               <w:t xml:space="preserve">编写人</w:t>
             </w:r>
@@ -641,7 +646,7 @@
         </w:tc>
         <w:tc>
           <w:tcPr>
-            <w:shd w:fill="EAEAEA"/>
+            <w:shd w:fill="FFFFFF"/>
           </w:tcPr>
           <w:p>
             <w:pPr>
@@ -652,7 +657,8 @@
             <w:r>
               <w:rPr>
                 <w:rFonts w:ascii="宋体" w:hAnsi="宋体" w:eastAsia="宋体"/>
-                <w:sz w:val="19"/>
+                <w:b/>
+                <w:sz w:val="21"/>
               </w:rPr>
               <w:t xml:space="preserve">说明</w:t>
             </w:r>
@@ -670,7 +676,7 @@
             <w:r>
               <w:rPr>
                 <w:rFonts w:ascii="宋体" w:hAnsi="宋体" w:eastAsia="宋体"/>
-                <w:sz w:val="19"/>
+                <w:sz w:val="21"/>
               </w:rPr>
               <w:t xml:space="preserve">V1.0</w:t>
             </w:r>
@@ -686,7 +692,7 @@
             <w:r>
               <w:rPr>
                 <w:rFonts w:ascii="宋体" w:hAnsi="宋体" w:eastAsia="宋体"/>
-                <w:sz w:val="19"/>
+                <w:sz w:val="21"/>
               </w:rPr>
               <w:t xml:space="preserve">2025-11-10</w:t>
             </w:r>
@@ -702,7 +708,7 @@
             <w:r>
               <w:rPr>
                 <w:rFonts w:ascii="宋体" w:hAnsi="宋体" w:eastAsia="宋体"/>
-                <w:sz w:val="19"/>
+                <w:sz w:val="21"/>
               </w:rPr>
               <w:t xml:space="preserve">项目组</w:t>
             </w:r>
@@ -718,7 +724,7 @@
             <w:r>
               <w:rPr>
                 <w:rFonts w:ascii="宋体" w:hAnsi="宋体" w:eastAsia="宋体"/>
-                <w:sz w:val="19"/>
+                <w:sz w:val="21"/>
               </w:rPr>
               <w:t xml:space="preserve">完成初版课程文档</w:t>
             </w:r>
@@ -736,7 +742,7 @@
             <w:r>
               <w:rPr>
                 <w:rFonts w:ascii="宋体" w:hAnsi="宋体" w:eastAsia="宋体"/>
-                <w:sz w:val="19"/>
+                <w:sz w:val="21"/>
               </w:rPr>
               <w:t xml:space="preserve">V2.0</w:t>
             </w:r>
@@ -752,7 +758,7 @@
             <w:r>
               <w:rPr>
                 <w:rFonts w:ascii="宋体" w:hAnsi="宋体" w:eastAsia="宋体"/>
-                <w:sz w:val="19"/>
+                <w:sz w:val="21"/>
               </w:rPr>
               <w:t xml:space="preserve">2026-03-12</w:t>
             </w:r>
@@ -768,7 +774,7 @@
             <w:r>
               <w:rPr>
                 <w:rFonts w:ascii="宋体" w:hAnsi="宋体" w:eastAsia="宋体"/>
-                <w:sz w:val="19"/>
+                <w:sz w:val="21"/>
               </w:rPr>
               <w:t xml:space="preserve">项目组</w:t>
             </w:r>
@@ -784,7 +790,7 @@
             <w:r>
               <w:rPr>
                 <w:rFonts w:ascii="宋体" w:hAnsi="宋体" w:eastAsia="宋体"/>
-                <w:sz w:val="19"/>
+                <w:sz w:val="21"/>
               </w:rPr>
               <w:t xml:space="preserve">统一项目名称、技术基线和阶段交付内容</w:t>
             </w:r>
@@ -802,7 +808,7 @@
             <w:r>
               <w:rPr>
                 <w:rFonts w:ascii="宋体" w:hAnsi="宋体" w:eastAsia="宋体"/>
-                <w:sz w:val="19"/>
+                <w:sz w:val="21"/>
               </w:rPr>
               <w:t xml:space="preserve">V3.0</w:t>
             </w:r>
@@ -818,7 +824,7 @@
             <w:r>
               <w:rPr>
                 <w:rFonts w:ascii="宋体" w:hAnsi="宋体" w:eastAsia="宋体"/>
-                <w:sz w:val="19"/>
+                <w:sz w:val="21"/>
               </w:rPr>
               <w:t xml:space="preserve">2026-06-14</w:t>
             </w:r>
@@ -834,7 +840,7 @@
             <w:r>
               <w:rPr>
                 <w:rFonts w:ascii="宋体" w:hAnsi="宋体" w:eastAsia="宋体"/>
-                <w:sz w:val="19"/>
+                <w:sz w:val="21"/>
               </w:rPr>
               <w:t xml:space="preserve">项目组</w:t>
             </w:r>
@@ -850,7 +856,7 @@
             <w:r>
               <w:rPr>
                 <w:rFonts w:ascii="宋体" w:hAnsi="宋体" w:eastAsia="宋体"/>
-                <w:sz w:val="19"/>
+                <w:sz w:val="21"/>
               </w:rPr>
               <w:t xml:space="preserve">参考课程交付样例统一封面与归档格式，补充数据理解、技术难点、测试验收和 DOCX 交付信息</w:t>
             </w:r>
@@ -866,7 +872,7 @@
       </w:pPr>
       <w:r>
         <w:rPr>
-          <w:rFonts w:ascii="黑体" w:hAnsi="黑体" w:eastAsia="黑体"/>
+          <w:rFonts w:ascii="宋体" w:hAnsi="宋体" w:eastAsia="宋体"/>
         </w:rPr>
         <w:t xml:space="preserve">1. 系统设计目标</w:t>
       </w:r>
@@ -874,6 +880,8 @@
     <w:p>
       <w:pPr>
         <w:pStyle w:val="FirstParagraph"/>
+        <w:spacing w:line="276" w:lineRule="auto" w:after="0"/>
+        <w:ind w:firstLine="420"/>
       </w:pPr>
       <w:r>
         <w:rPr>
@@ -889,6 +897,8 @@
           <w:numId w:val="1001"/>
         </w:numPr>
         <w:pStyle w:val="Compact"/>
+        <w:spacing w:line="276" w:lineRule="auto" w:after="0"/>
+        <w:ind w:firstLine="420"/>
       </w:pPr>
       <w:r>
         <w:rPr>
@@ -904,6 +914,8 @@
           <w:numId w:val="1001"/>
         </w:numPr>
         <w:pStyle w:val="Compact"/>
+        <w:spacing w:line="276" w:lineRule="auto" w:after="0"/>
+        <w:ind w:firstLine="420"/>
       </w:pPr>
       <w:r>
         <w:rPr>
@@ -919,6 +931,8 @@
           <w:numId w:val="1001"/>
         </w:numPr>
         <w:pStyle w:val="Compact"/>
+        <w:spacing w:line="276" w:lineRule="auto" w:after="0"/>
+        <w:ind w:firstLine="420"/>
       </w:pPr>
       <w:r>
         <w:rPr>
@@ -934,6 +948,8 @@
           <w:numId w:val="1001"/>
         </w:numPr>
         <w:pStyle w:val="Compact"/>
+        <w:spacing w:line="276" w:lineRule="auto" w:after="0"/>
+        <w:ind w:firstLine="420"/>
       </w:pPr>
       <w:r>
         <w:rPr>
@@ -950,7 +966,7 @@
       </w:pPr>
       <w:r>
         <w:rPr>
-          <w:rFonts w:ascii="黑体" w:hAnsi="黑体" w:eastAsia="黑体"/>
+          <w:rFonts w:ascii="宋体" w:hAnsi="宋体" w:eastAsia="宋体"/>
         </w:rPr>
         <w:t xml:space="preserve">2. 总体架构设计</w:t>
       </w:r>
@@ -958,6 +974,8 @@
     <w:p>
       <w:pPr>
         <w:pStyle w:val="FirstParagraph"/>
+        <w:spacing w:line="276" w:lineRule="auto" w:after="0"/>
+        <w:ind w:firstLine="420"/>
       </w:pPr>
       <w:r>
         <w:rPr>
@@ -1150,6 +1168,8 @@
     <w:p>
       <w:pPr>
         <w:pStyle w:val="FirstParagraph"/>
+        <w:spacing w:line="276" w:lineRule="auto" w:after="0"/>
+        <w:ind w:firstLine="420"/>
       </w:pPr>
       <w:r>
         <w:rPr>
@@ -1165,7 +1185,7 @@
       </w:pPr>
       <w:r>
         <w:rPr>
-          <w:rFonts w:ascii="黑体" w:hAnsi="黑体" w:eastAsia="黑体"/>
+          <w:rFonts w:ascii="宋体" w:hAnsi="宋体" w:eastAsia="宋体"/>
         </w:rPr>
         <w:t xml:space="preserve">2.1 总体架构说明</w:t>
       </w:r>
@@ -1173,6 +1193,8 @@
     <w:p>
       <w:pPr>
         <w:pStyle w:val="FirstParagraph"/>
+        <w:spacing w:line="276" w:lineRule="auto" w:after="0"/>
+        <w:ind w:firstLine="420"/>
       </w:pPr>
       <w:r>
         <w:rPr>
@@ -1211,19 +1233,19 @@
         <w:tblW w:type="pct" w:w="0.0"/>
         <w:tblLook w:firstRow="1" w:lastRow="0" w:firstColumn="0" w:lastColumn="0" w:noHBand="0" w:noVBand="0" w:val="0020"/>
         <w:tblBorders>
-          <w:top w:val="single" w:sz="4" w:space="0" w:color="BFBFBF"/>
-          <w:left w:val="single" w:sz="4" w:space="0" w:color="BFBFBF"/>
-          <w:bottom w:val="single" w:sz="4" w:space="0" w:color="BFBFBF"/>
-          <w:right w:val="single" w:sz="4" w:space="0" w:color="BFBFBF"/>
-          <w:insideH w:val="single" w:sz="4" w:space="0" w:color="BFBFBF"/>
-          <w:insideV w:val="single" w:sz="4" w:space="0" w:color="BFBFBF"/>
+          <w:top w:val="single" w:sz="4" w:space="0" w:color="000000"/>
+          <w:left w:val="single" w:sz="4" w:space="0" w:color="000000"/>
+          <w:bottom w:val="single" w:sz="4" w:space="0" w:color="000000"/>
+          <w:right w:val="single" w:sz="4" w:space="0" w:color="000000"/>
+          <w:insideH w:val="single" w:sz="4" w:space="0" w:color="000000"/>
+          <w:insideV w:val="single" w:sz="4" w:space="0" w:color="000000"/>
         </w:tblBorders>
       </w:tblPr>
       <w:tblGrid/>
       <w:tr>
         <w:tc>
           <w:tcPr>
-            <w:shd w:fill="EAEAEA"/>
+            <w:shd w:fill="FFFFFF"/>
           </w:tcPr>
           <w:p>
             <w:pPr>
@@ -1234,7 +1256,8 @@
             <w:r>
               <w:rPr>
                 <w:rFonts w:ascii="宋体" w:hAnsi="宋体" w:eastAsia="宋体"/>
-                <w:sz w:val="19"/>
+                <w:b/>
+                <w:sz w:val="21"/>
               </w:rPr>
               <w:t xml:space="preserve">层次</w:t>
             </w:r>
@@ -1242,7 +1265,7 @@
         </w:tc>
         <w:tc>
           <w:tcPr>
-            <w:shd w:fill="EAEAEA"/>
+            <w:shd w:fill="FFFFFF"/>
           </w:tcPr>
           <w:p>
             <w:pPr>
@@ -1253,7 +1276,8 @@
             <w:r>
               <w:rPr>
                 <w:rFonts w:ascii="宋体" w:hAnsi="宋体" w:eastAsia="宋体"/>
-                <w:sz w:val="19"/>
+                <w:b/>
+                <w:sz w:val="21"/>
               </w:rPr>
               <w:t xml:space="preserve">输入</w:t>
             </w:r>
@@ -1261,7 +1285,7 @@
         </w:tc>
         <w:tc>
           <w:tcPr>
-            <w:shd w:fill="EAEAEA"/>
+            <w:shd w:fill="FFFFFF"/>
           </w:tcPr>
           <w:p>
             <w:pPr>
@@ -1272,7 +1296,8 @@
             <w:r>
               <w:rPr>
                 <w:rFonts w:ascii="宋体" w:hAnsi="宋体" w:eastAsia="宋体"/>
-                <w:sz w:val="19"/>
+                <w:b/>
+                <w:sz w:val="21"/>
               </w:rPr>
               <w:t xml:space="preserve">输出</w:t>
             </w:r>
@@ -1280,7 +1305,7 @@
         </w:tc>
         <w:tc>
           <w:tcPr>
-            <w:shd w:fill="EAEAEA"/>
+            <w:shd w:fill="FFFFFF"/>
           </w:tcPr>
           <w:p>
             <w:pPr>
@@ -1291,7 +1316,8 @@
             <w:r>
               <w:rPr>
                 <w:rFonts w:ascii="宋体" w:hAnsi="宋体" w:eastAsia="宋体"/>
-                <w:sz w:val="19"/>
+                <w:b/>
+                <w:sz w:val="21"/>
               </w:rPr>
               <w:t xml:space="preserve">主要设计原则</w:t>
             </w:r>
@@ -1309,7 +1335,7 @@
             <w:r>
               <w:rPr>
                 <w:rFonts w:ascii="宋体" w:hAnsi="宋体" w:eastAsia="宋体"/>
-                <w:sz w:val="19"/>
+                <w:sz w:val="21"/>
               </w:rPr>
               <w:t xml:space="preserve">数据接入层</w:t>
             </w:r>
@@ -1325,7 +1351,7 @@
             <w:r>
               <w:rPr>
                 <w:rFonts w:ascii="宋体" w:hAnsi="宋体" w:eastAsia="宋体"/>
-                <w:sz w:val="19"/>
+                <w:sz w:val="21"/>
               </w:rPr>
               <w:t xml:space="preserve">官方数据目录、示例数据目录</w:t>
             </w:r>
@@ -1341,7 +1367,7 @@
             <w:r>
               <w:rPr>
                 <w:rFonts w:ascii="宋体" w:hAnsi="宋体" w:eastAsia="宋体"/>
-                <w:sz w:val="19"/>
+                <w:sz w:val="21"/>
               </w:rPr>
               <w:t xml:space="preserve">统一轴承实体、通道数据、元数据</w:t>
             </w:r>
@@ -1357,7 +1383,7 @@
             <w:r>
               <w:rPr>
                 <w:rFonts w:ascii="宋体" w:hAnsi="宋体" w:eastAsia="宋体"/>
-                <w:sz w:val="19"/>
+                <w:sz w:val="21"/>
               </w:rPr>
               <w:t xml:space="preserve">数据集差异只在 loader 内处理</w:t>
             </w:r>
@@ -1375,7 +1401,7 @@
             <w:r>
               <w:rPr>
                 <w:rFonts w:ascii="宋体" w:hAnsi="宋体" w:eastAsia="宋体"/>
-                <w:sz w:val="19"/>
+                <w:sz w:val="21"/>
               </w:rPr>
               <w:t xml:space="preserve">特征标签层</w:t>
             </w:r>
@@ -1391,7 +1417,7 @@
             <w:r>
               <w:rPr>
                 <w:rFonts w:ascii="宋体" w:hAnsi="宋体" w:eastAsia="宋体"/>
-                <w:sz w:val="19"/>
+                <w:sz w:val="21"/>
               </w:rPr>
               <w:t xml:space="preserve">振动快照、采样率、寿命终点</w:t>
             </w:r>
@@ -1407,7 +1433,7 @@
             <w:r>
               <w:rPr>
                 <w:rFonts w:ascii="宋体" w:hAnsi="宋体" w:eastAsia="宋体"/>
-                <w:sz w:val="19"/>
+                <w:sz w:val="21"/>
               </w:rPr>
               <w:t xml:space="preserve">19 维特征、特征序列、RUL 标签</w:t>
             </w:r>
@@ -1423,7 +1449,7 @@
             <w:r>
               <w:rPr>
                 <w:rFonts w:ascii="宋体" w:hAnsi="宋体" w:eastAsia="宋体"/>
-                <w:sz w:val="19"/>
+                <w:sz w:val="21"/>
               </w:rPr>
               <w:t xml:space="preserve">特征有物理含义，标签单位可追溯</w:t>
             </w:r>
@@ -1441,7 +1467,7 @@
             <w:r>
               <w:rPr>
                 <w:rFonts w:ascii="宋体" w:hAnsi="宋体" w:eastAsia="宋体"/>
-                <w:sz w:val="19"/>
+                <w:sz w:val="21"/>
               </w:rPr>
               <w:t xml:space="preserve">模型训练层</w:t>
             </w:r>
@@ -1457,7 +1483,7 @@
             <w:r>
               <w:rPr>
                 <w:rFonts w:ascii="宋体" w:hAnsi="宋体" w:eastAsia="宋体"/>
-                <w:sz w:val="19"/>
+                <w:sz w:val="21"/>
               </w:rPr>
               <w:t xml:space="preserve">特征序列、标签、训练配置</w:t>
             </w:r>
@@ -1473,7 +1499,7 @@
             <w:r>
               <w:rPr>
                 <w:rFonts w:ascii="宋体" w:hAnsi="宋体" w:eastAsia="宋体"/>
-                <w:sz w:val="19"/>
+                <w:sz w:val="21"/>
               </w:rPr>
               <w:t xml:space="preserve">模型参数、history、预测结果</w:t>
             </w:r>
@@ -1489,7 +1515,7 @@
             <w:r>
               <w:rPr>
                 <w:rFonts w:ascii="宋体" w:hAnsi="宋体" w:eastAsia="宋体"/>
-                <w:sz w:val="19"/>
+                <w:sz w:val="21"/>
               </w:rPr>
               <w:t xml:space="preserve">训练、测试、记录职责分离</w:t>
             </w:r>
@@ -1507,7 +1533,7 @@
             <w:r>
               <w:rPr>
                 <w:rFonts w:ascii="宋体" w:hAnsi="宋体" w:eastAsia="宋体"/>
-                <w:sz w:val="19"/>
+                <w:sz w:val="21"/>
               </w:rPr>
               <w:t xml:space="preserve">评价展示层</w:t>
             </w:r>
@@ -1523,7 +1549,7 @@
             <w:r>
               <w:rPr>
                 <w:rFonts w:ascii="宋体" w:hAnsi="宋体" w:eastAsia="宋体"/>
-                <w:sz w:val="19"/>
+                <w:sz w:val="21"/>
               </w:rPr>
               <w:t xml:space="preserve">target、prediction、训练日志</w:t>
             </w:r>
@@ -1539,7 +1565,7 @@
             <w:r>
               <w:rPr>
                 <w:rFonts w:ascii="宋体" w:hAnsi="宋体" w:eastAsia="宋体"/>
-                <w:sz w:val="19"/>
+                <w:sz w:val="21"/>
               </w:rPr>
               <w:t xml:space="preserve">指标表、曲线图、notebook、报告</w:t>
             </w:r>
@@ -1555,7 +1581,7 @@
             <w:r>
               <w:rPr>
                 <w:rFonts w:ascii="宋体" w:hAnsi="宋体" w:eastAsia="宋体"/>
-                <w:sz w:val="19"/>
+                <w:sz w:val="21"/>
               </w:rPr>
               <w:t xml:space="preserve">指标区分普通误差、论文 score 和方向偏差</w:t>
             </w:r>
@@ -1566,6 +1592,8 @@
     <w:p>
       <w:pPr>
         <w:pStyle w:val="BodyText"/>
+        <w:spacing w:line="276" w:lineRule="auto" w:after="0"/>
+        <w:ind w:firstLine="420"/>
       </w:pPr>
       <w:r>
         <w:rPr>
@@ -1583,7 +1611,7 @@
       </w:pPr>
       <w:r>
         <w:rPr>
-          <w:rFonts w:ascii="黑体" w:hAnsi="黑体" w:eastAsia="黑体"/>
+          <w:rFonts w:ascii="宋体" w:hAnsi="宋体" w:eastAsia="宋体"/>
         </w:rPr>
         <w:t xml:space="preserve">3. 功能模块设计</w:t>
       </w:r>
@@ -1595,7 +1623,7 @@
       </w:pPr>
       <w:r>
         <w:rPr>
-          <w:rFonts w:ascii="黑体" w:hAnsi="黑体" w:eastAsia="黑体"/>
+          <w:rFonts w:ascii="宋体" w:hAnsi="宋体" w:eastAsia="宋体"/>
         </w:rPr>
         <w:t xml:space="preserve">3.1 M1 数据接入与管理模块</w:t>
       </w:r>
@@ -1603,6 +1631,8 @@
     <w:p>
       <w:pPr>
         <w:pStyle w:val="FirstParagraph"/>
+        <w:spacing w:line="276" w:lineRule="auto" w:after="0"/>
+        <w:ind w:firstLine="420"/>
       </w:pPr>
       <w:r>
         <w:rPr>
@@ -1618,6 +1648,8 @@
           <w:numId w:val="1002"/>
         </w:numPr>
         <w:pStyle w:val="Compact"/>
+        <w:spacing w:line="276" w:lineRule="auto" w:after="0"/>
+        <w:ind w:firstLine="420"/>
       </w:pPr>
       <w:r>
         <w:rPr>
@@ -1658,6 +1690,8 @@
           <w:numId w:val="1002"/>
         </w:numPr>
         <w:pStyle w:val="Compact"/>
+        <w:spacing w:line="276" w:lineRule="auto" w:after="0"/>
+        <w:ind w:firstLine="420"/>
       </w:pPr>
       <w:r>
         <w:rPr>
@@ -1673,6 +1707,8 @@
           <w:numId w:val="1002"/>
         </w:numPr>
         <w:pStyle w:val="Compact"/>
+        <w:spacing w:line="276" w:lineRule="auto" w:after="0"/>
+        <w:ind w:firstLine="420"/>
       </w:pPr>
       <w:r>
         <w:rPr>
@@ -1702,7 +1738,7 @@
       </w:pPr>
       <w:r>
         <w:rPr>
-          <w:rFonts w:ascii="黑体" w:hAnsi="黑体" w:eastAsia="黑体"/>
+          <w:rFonts w:ascii="宋体" w:hAnsi="宋体" w:eastAsia="宋体"/>
         </w:rPr>
         <w:t xml:space="preserve">3.2 M2 预处理与特征工程模块</w:t>
       </w:r>
@@ -1710,6 +1746,8 @@
     <w:p>
       <w:pPr>
         <w:pStyle w:val="FirstParagraph"/>
+        <w:spacing w:line="276" w:lineRule="auto" w:after="0"/>
+        <w:ind w:firstLine="420"/>
       </w:pPr>
       <w:r>
         <w:rPr>
@@ -1725,6 +1763,8 @@
           <w:numId w:val="1003"/>
         </w:numPr>
         <w:pStyle w:val="Compact"/>
+        <w:spacing w:line="276" w:lineRule="auto" w:after="0"/>
+        <w:ind w:firstLine="420"/>
       </w:pPr>
       <w:r>
         <w:rPr>
@@ -1740,6 +1780,8 @@
           <w:numId w:val="1003"/>
         </w:numPr>
         <w:pStyle w:val="Compact"/>
+        <w:spacing w:line="276" w:lineRule="auto" w:after="0"/>
+        <w:ind w:firstLine="420"/>
       </w:pPr>
       <w:r>
         <w:rPr>
@@ -1755,6 +1797,8 @@
           <w:numId w:val="1003"/>
         </w:numPr>
         <w:pStyle w:val="Compact"/>
+        <w:spacing w:line="276" w:lineRule="auto" w:after="0"/>
+        <w:ind w:firstLine="420"/>
       </w:pPr>
       <w:r>
         <w:rPr>
@@ -1770,6 +1814,8 @@
           <w:numId w:val="1003"/>
         </w:numPr>
         <w:pStyle w:val="Compact"/>
+        <w:spacing w:line="276" w:lineRule="auto" w:after="0"/>
+        <w:ind w:firstLine="420"/>
       </w:pPr>
       <w:r>
         <w:rPr>
@@ -1786,7 +1832,7 @@
       </w:pPr>
       <w:r>
         <w:rPr>
-          <w:rFonts w:ascii="黑体" w:hAnsi="黑体" w:eastAsia="黑体"/>
+          <w:rFonts w:ascii="宋体" w:hAnsi="宋体" w:eastAsia="宋体"/>
         </w:rPr>
         <w:t xml:space="preserve">3.3 M3 退化阶段划分与标签构造模块</w:t>
       </w:r>
@@ -1794,6 +1840,8 @@
     <w:p>
       <w:pPr>
         <w:pStyle w:val="FirstParagraph"/>
+        <w:spacing w:line="276" w:lineRule="auto" w:after="0"/>
+        <w:ind w:firstLine="420"/>
       </w:pPr>
       <w:r>
         <w:rPr>
@@ -1809,6 +1857,8 @@
           <w:numId w:val="1004"/>
         </w:numPr>
         <w:pStyle w:val="Compact"/>
+        <w:spacing w:line="276" w:lineRule="auto" w:after="0"/>
+        <w:ind w:firstLine="420"/>
       </w:pPr>
       <w:r>
         <w:rPr>
@@ -1824,6 +1874,8 @@
           <w:numId w:val="1004"/>
         </w:numPr>
         <w:pStyle w:val="Compact"/>
+        <w:spacing w:line="276" w:lineRule="auto" w:after="0"/>
+        <w:ind w:firstLine="420"/>
       </w:pPr>
       <w:r>
         <w:rPr>
@@ -1839,6 +1891,8 @@
           <w:numId w:val="1004"/>
         </w:numPr>
         <w:pStyle w:val="Compact"/>
+        <w:spacing w:line="276" w:lineRule="auto" w:after="0"/>
+        <w:ind w:firstLine="420"/>
       </w:pPr>
       <w:r>
         <w:rPr>
@@ -1855,7 +1909,7 @@
       </w:pPr>
       <w:r>
         <w:rPr>
-          <w:rFonts w:ascii="黑体" w:hAnsi="黑体" w:eastAsia="黑体"/>
+          <w:rFonts w:ascii="宋体" w:hAnsi="宋体" w:eastAsia="宋体"/>
         </w:rPr>
         <w:t xml:space="preserve">3.4 M4 模型训练与预测模块</w:t>
       </w:r>
@@ -1863,6 +1917,8 @@
     <w:p>
       <w:pPr>
         <w:pStyle w:val="FirstParagraph"/>
+        <w:spacing w:line="276" w:lineRule="auto" w:after="0"/>
+        <w:ind w:firstLine="420"/>
       </w:pPr>
       <w:r>
         <w:rPr>
@@ -1878,6 +1934,8 @@
           <w:numId w:val="1005"/>
         </w:numPr>
         <w:pStyle w:val="Compact"/>
+        <w:spacing w:line="276" w:lineRule="auto" w:after="0"/>
+        <w:ind w:firstLine="420"/>
       </w:pPr>
       <w:r>
         <w:rPr>
@@ -1893,6 +1951,8 @@
           <w:numId w:val="1005"/>
         </w:numPr>
         <w:pStyle w:val="Compact"/>
+        <w:spacing w:line="276" w:lineRule="auto" w:after="0"/>
+        <w:ind w:firstLine="420"/>
       </w:pPr>
       <w:r>
         <w:rPr>
@@ -1908,6 +1968,8 @@
           <w:numId w:val="1005"/>
         </w:numPr>
         <w:pStyle w:val="Compact"/>
+        <w:spacing w:line="276" w:lineRule="auto" w:after="0"/>
+        <w:ind w:firstLine="420"/>
       </w:pPr>
       <w:r>
         <w:rPr>
@@ -1924,7 +1986,7 @@
       </w:pPr>
       <w:r>
         <w:rPr>
-          <w:rFonts w:ascii="黑体" w:hAnsi="黑体" w:eastAsia="黑体"/>
+          <w:rFonts w:ascii="宋体" w:hAnsi="宋体" w:eastAsia="宋体"/>
         </w:rPr>
         <w:t xml:space="preserve">3.5 M5 评估、可视化与实验管理模块</w:t>
       </w:r>
@@ -1936,6 +1998,8 @@
           <w:numId w:val="1006"/>
         </w:numPr>
         <w:pStyle w:val="Compact"/>
+        <w:spacing w:line="276" w:lineRule="auto" w:after="0"/>
+        <w:ind w:firstLine="420"/>
       </w:pPr>
       <w:r>
         <w:rPr>
@@ -1951,6 +2015,8 @@
           <w:numId w:val="1006"/>
         </w:numPr>
         <w:pStyle w:val="Compact"/>
+        <w:spacing w:line="276" w:lineRule="auto" w:after="0"/>
+        <w:ind w:firstLine="420"/>
       </w:pPr>
       <w:r>
         <w:rPr>
@@ -1966,6 +2032,8 @@
           <w:numId w:val="1006"/>
         </w:numPr>
         <w:pStyle w:val="Compact"/>
+        <w:spacing w:line="276" w:lineRule="auto" w:after="0"/>
+        <w:ind w:firstLine="420"/>
       </w:pPr>
       <w:r>
         <w:rPr>
@@ -1983,7 +2051,7 @@
       </w:pPr>
       <w:r>
         <w:rPr>
-          <w:rFonts w:ascii="黑体" w:hAnsi="黑体" w:eastAsia="黑体"/>
+          <w:rFonts w:ascii="宋体" w:hAnsi="宋体" w:eastAsia="宋体"/>
         </w:rPr>
         <w:t xml:space="preserve">4. 数据流设计</w:t>
       </w:r>
@@ -1991,6 +2059,8 @@
     <w:p>
       <w:pPr>
         <w:pStyle w:val="FirstParagraph"/>
+        <w:spacing w:line="276" w:lineRule="auto" w:after="0"/>
+        <w:ind w:firstLine="420"/>
       </w:pPr>
       <w:r>
         <w:rPr>
@@ -2170,6 +2240,8 @@
     <w:p>
       <w:pPr>
         <w:pStyle w:val="FirstParagraph"/>
+        <w:spacing w:line="276" w:lineRule="auto" w:after="0"/>
+        <w:ind w:firstLine="420"/>
       </w:pPr>
       <w:r>
         <w:rPr>
@@ -2210,7 +2282,7 @@
       </w:pPr>
       <w:r>
         <w:rPr>
-          <w:rFonts w:ascii="黑体" w:hAnsi="黑体" w:eastAsia="黑体"/>
+          <w:rFonts w:ascii="宋体" w:hAnsi="宋体" w:eastAsia="宋体"/>
         </w:rPr>
         <w:t xml:space="preserve">5. 数据库与数据文件设计</w:t>
       </w:r>
@@ -2218,6 +2290,8 @@
     <w:p>
       <w:pPr>
         <w:pStyle w:val="FirstParagraph"/>
+        <w:spacing w:line="276" w:lineRule="auto" w:after="0"/>
+        <w:ind w:firstLine="420"/>
       </w:pPr>
       <w:r>
         <w:rPr>
@@ -2232,19 +2306,19 @@
         <w:tblW w:type="pct" w:w="0.0"/>
         <w:tblLook w:firstRow="1" w:lastRow="0" w:firstColumn="0" w:lastColumn="0" w:noHBand="0" w:noVBand="0" w:val="0020"/>
         <w:tblBorders>
-          <w:top w:val="single" w:sz="4" w:space="0" w:color="BFBFBF"/>
-          <w:left w:val="single" w:sz="4" w:space="0" w:color="BFBFBF"/>
-          <w:bottom w:val="single" w:sz="4" w:space="0" w:color="BFBFBF"/>
-          <w:right w:val="single" w:sz="4" w:space="0" w:color="BFBFBF"/>
-          <w:insideH w:val="single" w:sz="4" w:space="0" w:color="BFBFBF"/>
-          <w:insideV w:val="single" w:sz="4" w:space="0" w:color="BFBFBF"/>
+          <w:top w:val="single" w:sz="4" w:space="0" w:color="000000"/>
+          <w:left w:val="single" w:sz="4" w:space="0" w:color="000000"/>
+          <w:bottom w:val="single" w:sz="4" w:space="0" w:color="000000"/>
+          <w:right w:val="single" w:sz="4" w:space="0" w:color="000000"/>
+          <w:insideH w:val="single" w:sz="4" w:space="0" w:color="000000"/>
+          <w:insideV w:val="single" w:sz="4" w:space="0" w:color="000000"/>
         </w:tblBorders>
       </w:tblPr>
       <w:tblGrid/>
       <w:tr>
         <w:tc>
           <w:tcPr>
-            <w:shd w:fill="EAEAEA"/>
+            <w:shd w:fill="FFFFFF"/>
           </w:tcPr>
           <w:p>
             <w:pPr>
@@ -2255,7 +2329,8 @@
             <w:r>
               <w:rPr>
                 <w:rFonts w:ascii="宋体" w:hAnsi="宋体" w:eastAsia="宋体"/>
-                <w:sz w:val="19"/>
+                <w:b/>
+                <w:sz w:val="21"/>
               </w:rPr>
               <w:t xml:space="preserve">类型</w:t>
             </w:r>
@@ -2263,7 +2338,7 @@
         </w:tc>
         <w:tc>
           <w:tcPr>
-            <w:shd w:fill="EAEAEA"/>
+            <w:shd w:fill="FFFFFF"/>
           </w:tcPr>
           <w:p>
             <w:pPr>
@@ -2274,7 +2349,8 @@
             <w:r>
               <w:rPr>
                 <w:rFonts w:ascii="宋体" w:hAnsi="宋体" w:eastAsia="宋体"/>
-                <w:sz w:val="19"/>
+                <w:b/>
+                <w:sz w:val="21"/>
               </w:rPr>
               <w:t xml:space="preserve">说明</w:t>
             </w:r>
@@ -2282,7 +2358,7 @@
         </w:tc>
         <w:tc>
           <w:tcPr>
-            <w:shd w:fill="EAEAEA"/>
+            <w:shd w:fill="FFFFFF"/>
           </w:tcPr>
           <w:p>
             <w:pPr>
@@ -2293,7 +2369,8 @@
             <w:r>
               <w:rPr>
                 <w:rFonts w:ascii="宋体" w:hAnsi="宋体" w:eastAsia="宋体"/>
-                <w:sz w:val="19"/>
+                <w:b/>
+                <w:sz w:val="21"/>
               </w:rPr>
               <w:t xml:space="preserve">典型格式</w:t>
             </w:r>
@@ -2311,7 +2388,7 @@
             <w:r>
               <w:rPr>
                 <w:rFonts w:ascii="宋体" w:hAnsi="宋体" w:eastAsia="宋体"/>
-                <w:sz w:val="19"/>
+                <w:sz w:val="21"/>
               </w:rPr>
               <w:t xml:space="preserve">原始数据</w:t>
             </w:r>
@@ -2327,7 +2404,7 @@
             <w:r>
               <w:rPr>
                 <w:rFonts w:ascii="宋体" w:hAnsi="宋体" w:eastAsia="宋体"/>
-                <w:sz w:val="19"/>
+                <w:sz w:val="21"/>
               </w:rPr>
               <w:t xml:space="preserve">官方数据集压缩包或解压目录</w:t>
             </w:r>
@@ -2343,7 +2420,7 @@
             <w:r>
               <w:rPr>
                 <w:rFonts w:ascii="宋体" w:hAnsi="宋体" w:eastAsia="宋体"/>
-                <w:sz w:val="19"/>
+                <w:sz w:val="21"/>
               </w:rPr>
               <w:t xml:space="preserve">zip、rar、csv</w:t>
             </w:r>
@@ -2361,7 +2438,7 @@
             <w:r>
               <w:rPr>
                 <w:rFonts w:ascii="宋体" w:hAnsi="宋体" w:eastAsia="宋体"/>
-                <w:sz w:val="19"/>
+                <w:sz w:val="21"/>
               </w:rPr>
               <w:t xml:space="preserve">中间数据</w:t>
             </w:r>
@@ -2377,7 +2454,7 @@
             <w:r>
               <w:rPr>
                 <w:rFonts w:ascii="宋体" w:hAnsi="宋体" w:eastAsia="宋体"/>
-                <w:sz w:val="19"/>
+                <w:sz w:val="21"/>
               </w:rPr>
               <w:t xml:space="preserve">标签化数据集、缓存特征</w:t>
             </w:r>
@@ -2393,7 +2470,7 @@
             <w:r>
               <w:rPr>
                 <w:rFonts w:ascii="宋体" w:hAnsi="宋体" w:eastAsia="宋体"/>
-                <w:sz w:val="19"/>
+                <w:sz w:val="21"/>
               </w:rPr>
               <w:t xml:space="preserve">csv、pkl</w:t>
             </w:r>
@@ -2411,7 +2488,7 @@
             <w:r>
               <w:rPr>
                 <w:rFonts w:ascii="宋体" w:hAnsi="宋体" w:eastAsia="宋体"/>
-                <w:sz w:val="19"/>
+                <w:sz w:val="21"/>
               </w:rPr>
               <w:t xml:space="preserve">训练产物</w:t>
             </w:r>
@@ -2427,7 +2504,7 @@
             <w:r>
               <w:rPr>
                 <w:rFonts w:ascii="宋体" w:hAnsi="宋体" w:eastAsia="宋体"/>
-                <w:sz w:val="19"/>
+                <w:sz w:val="21"/>
               </w:rPr>
               <w:t xml:space="preserve">模型检查点、历史记录、配置</w:t>
             </w:r>
@@ -2443,7 +2520,7 @@
             <w:r>
               <w:rPr>
                 <w:rFonts w:ascii="宋体" w:hAnsi="宋体" w:eastAsia="宋体"/>
-                <w:sz w:val="19"/>
+                <w:sz w:val="21"/>
               </w:rPr>
               <w:t xml:space="preserve">pt、json、yaml、csv</w:t>
             </w:r>
@@ -2461,7 +2538,7 @@
             <w:r>
               <w:rPr>
                 <w:rFonts w:ascii="宋体" w:hAnsi="宋体" w:eastAsia="宋体"/>
-                <w:sz w:val="19"/>
+                <w:sz w:val="21"/>
               </w:rPr>
               <w:t xml:space="preserve">结果图表</w:t>
             </w:r>
@@ -2477,7 +2554,7 @@
             <w:r>
               <w:rPr>
                 <w:rFonts w:ascii="宋体" w:hAnsi="宋体" w:eastAsia="宋体"/>
-                <w:sz w:val="19"/>
+                <w:sz w:val="21"/>
               </w:rPr>
               <w:t xml:space="preserve">曲线图、热图、误差分布图</w:t>
             </w:r>
@@ -2493,7 +2570,7 @@
             <w:r>
               <w:rPr>
                 <w:rFonts w:ascii="宋体" w:hAnsi="宋体" w:eastAsia="宋体"/>
-                <w:sz w:val="19"/>
+                <w:sz w:val="21"/>
               </w:rPr>
               <w:t xml:space="preserve">png</w:t>
             </w:r>
@@ -2504,6 +2581,8 @@
     <w:p>
       <w:pPr>
         <w:pStyle w:val="BodyText"/>
+        <w:spacing w:line="276" w:lineRule="auto" w:after="0"/>
+        <w:ind w:firstLine="420"/>
       </w:pPr>
       <w:r>
         <w:rPr>
@@ -2520,7 +2599,7 @@
       </w:pPr>
       <w:r>
         <w:rPr>
-          <w:rFonts w:ascii="黑体" w:hAnsi="黑体" w:eastAsia="黑体"/>
+          <w:rFonts w:ascii="宋体" w:hAnsi="宋体" w:eastAsia="宋体"/>
         </w:rPr>
         <w:t xml:space="preserve">6. 核心算法设计</w:t>
       </w:r>
@@ -2532,7 +2611,7 @@
       </w:pPr>
       <w:r>
         <w:rPr>
-          <w:rFonts w:ascii="黑体" w:hAnsi="黑体" w:eastAsia="黑体"/>
+          <w:rFonts w:ascii="宋体" w:hAnsi="宋体" w:eastAsia="宋体"/>
         </w:rPr>
         <w:t xml:space="preserve">6.1 预处理算法</w:t>
       </w:r>
@@ -2544,6 +2623,8 @@
           <w:numId w:val="1007"/>
         </w:numPr>
         <w:pStyle w:val="Compact"/>
+        <w:spacing w:line="276" w:lineRule="auto" w:after="0"/>
+        <w:ind w:firstLine="420"/>
       </w:pPr>
       <w:r>
         <w:rPr>
@@ -2559,6 +2640,8 @@
           <w:numId w:val="1007"/>
         </w:numPr>
         <w:pStyle w:val="Compact"/>
+        <w:spacing w:line="276" w:lineRule="auto" w:after="0"/>
+        <w:ind w:firstLine="420"/>
       </w:pPr>
       <w:r>
         <w:rPr>
@@ -2574,6 +2657,8 @@
           <w:numId w:val="1007"/>
         </w:numPr>
         <w:pStyle w:val="Compact"/>
+        <w:spacing w:line="276" w:lineRule="auto" w:after="0"/>
+        <w:ind w:firstLine="420"/>
       </w:pPr>
       <w:r>
         <w:rPr>
@@ -2590,7 +2675,7 @@
       </w:pPr>
       <w:r>
         <w:rPr>
-          <w:rFonts w:ascii="黑体" w:hAnsi="黑体" w:eastAsia="黑体"/>
+          <w:rFonts w:ascii="宋体" w:hAnsi="宋体" w:eastAsia="宋体"/>
         </w:rPr>
         <w:t xml:space="preserve">6.2 退化阶段划分算法</w:t>
       </w:r>
@@ -2602,6 +2687,8 @@
           <w:numId w:val="1008"/>
         </w:numPr>
         <w:pStyle w:val="Compact"/>
+        <w:spacing w:line="276" w:lineRule="auto" w:after="0"/>
+        <w:ind w:firstLine="420"/>
       </w:pPr>
       <w:r>
         <w:rPr>
@@ -2617,6 +2704,8 @@
           <w:numId w:val="1008"/>
         </w:numPr>
         <w:pStyle w:val="Compact"/>
+        <w:spacing w:line="276" w:lineRule="auto" w:after="0"/>
+        <w:ind w:firstLine="420"/>
       </w:pPr>
       <w:r>
         <w:rPr>
@@ -2633,7 +2722,7 @@
       </w:pPr>
       <w:r>
         <w:rPr>
-          <w:rFonts w:ascii="黑体" w:hAnsi="黑体" w:eastAsia="黑体"/>
+          <w:rFonts w:ascii="宋体" w:hAnsi="宋体" w:eastAsia="宋体"/>
         </w:rPr>
         <w:t xml:space="preserve">6.3 预测算法</w:t>
       </w:r>
@@ -2645,6 +2734,8 @@
           <w:numId w:val="1009"/>
         </w:numPr>
         <w:pStyle w:val="Compact"/>
+        <w:spacing w:line="276" w:lineRule="auto" w:after="0"/>
+        <w:ind w:firstLine="420"/>
       </w:pPr>
       <w:r>
         <w:rPr>
@@ -2660,6 +2751,8 @@
           <w:numId w:val="1009"/>
         </w:numPr>
         <w:pStyle w:val="Compact"/>
+        <w:spacing w:line="276" w:lineRule="auto" w:after="0"/>
+        <w:ind w:firstLine="420"/>
       </w:pPr>
       <w:r>
         <w:rPr>
@@ -2675,6 +2768,8 @@
           <w:numId w:val="1009"/>
         </w:numPr>
         <w:pStyle w:val="Compact"/>
+        <w:spacing w:line="276" w:lineRule="auto" w:after="0"/>
+        <w:ind w:firstLine="420"/>
       </w:pPr>
       <w:r>
         <w:rPr>
@@ -2690,6 +2785,8 @@
           <w:numId w:val="1009"/>
         </w:numPr>
         <w:pStyle w:val="Compact"/>
+        <w:spacing w:line="276" w:lineRule="auto" w:after="0"/>
+        <w:ind w:firstLine="420"/>
       </w:pPr>
       <w:r>
         <w:rPr>
@@ -2706,7 +2803,7 @@
       </w:pPr>
       <w:r>
         <w:rPr>
-          <w:rFonts w:ascii="黑体" w:hAnsi="黑体" w:eastAsia="黑体"/>
+          <w:rFonts w:ascii="宋体" w:hAnsi="宋体" w:eastAsia="宋体"/>
         </w:rPr>
         <w:t xml:space="preserve">6.4 特征序列与 RUL 标签设计</w:t>
       </w:r>
@@ -2714,6 +2811,8 @@
     <w:p>
       <w:pPr>
         <w:pStyle w:val="FirstParagraph"/>
+        <w:spacing w:line="276" w:lineRule="auto" w:after="0"/>
+        <w:ind w:firstLine="420"/>
       </w:pPr>
       <w:r>
         <w:rPr>
@@ -2729,6 +2828,8 @@
           <w:numId w:val="1010"/>
         </w:numPr>
         <w:pStyle w:val="Compact"/>
+        <w:spacing w:line="276" w:lineRule="auto" w:after="0"/>
+        <w:ind w:firstLine="420"/>
       </w:pPr>
       <w:r>
         <w:rPr>
@@ -2744,6 +2845,8 @@
           <w:numId w:val="1010"/>
         </w:numPr>
         <w:pStyle w:val="Compact"/>
+        <w:spacing w:line="276" w:lineRule="auto" w:after="0"/>
+        <w:ind w:firstLine="420"/>
       </w:pPr>
       <w:r>
         <w:rPr>
@@ -2759,6 +2862,8 @@
           <w:numId w:val="1010"/>
         </w:numPr>
         <w:pStyle w:val="Compact"/>
+        <w:spacing w:line="276" w:lineRule="auto" w:after="0"/>
+        <w:ind w:firstLine="420"/>
       </w:pPr>
       <w:r>
         <w:rPr>
@@ -2774,6 +2879,8 @@
           <w:numId w:val="1010"/>
         </w:numPr>
         <w:pStyle w:val="Compact"/>
+        <w:spacing w:line="276" w:lineRule="auto" w:after="0"/>
+        <w:ind w:firstLine="420"/>
       </w:pPr>
       <w:r>
         <w:rPr>
@@ -2789,6 +2896,8 @@
           <w:numId w:val="1010"/>
         </w:numPr>
         <w:pStyle w:val="Compact"/>
+        <w:spacing w:line="276" w:lineRule="auto" w:after="0"/>
+        <w:ind w:firstLine="420"/>
       </w:pPr>
       <w:r>
         <w:rPr>
@@ -2825,6 +2934,8 @@
     <w:p>
       <w:pPr>
         <w:pStyle w:val="FirstParagraph"/>
+        <w:spacing w:line="276" w:lineRule="auto" w:after="0"/>
+        <w:ind w:firstLine="420"/>
       </w:pPr>
       <w:r>
         <w:rPr>
@@ -2842,7 +2953,7 @@
       </w:pPr>
       <w:r>
         <w:rPr>
-          <w:rFonts w:ascii="黑体" w:hAnsi="黑体" w:eastAsia="黑体"/>
+          <w:rFonts w:ascii="宋体" w:hAnsi="宋体" w:eastAsia="宋体"/>
         </w:rPr>
         <w:t xml:space="preserve">7. 接口设计</w:t>
       </w:r>
@@ -2854,7 +2965,7 @@
       </w:pPr>
       <w:r>
         <w:rPr>
-          <w:rFonts w:ascii="黑体" w:hAnsi="黑体" w:eastAsia="黑体"/>
+          <w:rFonts w:ascii="宋体" w:hAnsi="宋体" w:eastAsia="宋体"/>
         </w:rPr>
         <w:t xml:space="preserve">7.1 数据接口</w:t>
       </w:r>
@@ -2866,6 +2977,8 @@
           <w:numId w:val="1011"/>
         </w:numPr>
         <w:pStyle w:val="Compact"/>
+        <w:spacing w:line="276" w:lineRule="auto" w:after="0"/>
+        <w:ind w:firstLine="420"/>
       </w:pPr>
       <w:r>
         <w:rPr>
@@ -2901,6 +3014,8 @@
           <w:numId w:val="1011"/>
         </w:numPr>
         <w:pStyle w:val="Compact"/>
+        <w:spacing w:line="276" w:lineRule="auto" w:after="0"/>
+        <w:ind w:firstLine="420"/>
       </w:pPr>
       <w:r>
         <w:rPr>
@@ -2937,7 +3052,7 @@
       </w:pPr>
       <w:r>
         <w:rPr>
-          <w:rFonts w:ascii="黑体" w:hAnsi="黑体" w:eastAsia="黑体"/>
+          <w:rFonts w:ascii="宋体" w:hAnsi="宋体" w:eastAsia="宋体"/>
         </w:rPr>
         <w:t xml:space="preserve">7.2 训练接口</w:t>
       </w:r>
@@ -2949,6 +3064,8 @@
           <w:numId w:val="1012"/>
         </w:numPr>
         <w:pStyle w:val="Compact"/>
+        <w:spacing w:line="276" w:lineRule="auto" w:after="0"/>
+        <w:ind w:firstLine="420"/>
       </w:pPr>
       <w:r>
         <w:rPr>
@@ -2971,6 +3088,8 @@
           <w:numId w:val="1012"/>
         </w:numPr>
         <w:pStyle w:val="Compact"/>
+        <w:spacing w:line="276" w:lineRule="auto" w:after="0"/>
+        <w:ind w:firstLine="420"/>
       </w:pPr>
       <w:r>
         <w:rPr>
@@ -2993,6 +3112,8 @@
           <w:numId w:val="1012"/>
         </w:numPr>
         <w:pStyle w:val="Compact"/>
+        <w:spacing w:line="276" w:lineRule="auto" w:after="0"/>
+        <w:ind w:firstLine="420"/>
       </w:pPr>
       <w:r>
         <w:rPr>
@@ -3009,7 +3130,7 @@
       </w:pPr>
       <w:r>
         <w:rPr>
-          <w:rFonts w:ascii="黑体" w:hAnsi="黑体" w:eastAsia="黑体"/>
+          <w:rFonts w:ascii="宋体" w:hAnsi="宋体" w:eastAsia="宋体"/>
         </w:rPr>
         <w:t xml:space="preserve">7.3 评估与展示接口</w:t>
       </w:r>
@@ -3021,6 +3142,8 @@
           <w:numId w:val="1013"/>
         </w:numPr>
         <w:pStyle w:val="Compact"/>
+        <w:spacing w:line="276" w:lineRule="auto" w:after="0"/>
+        <w:ind w:firstLine="420"/>
       </w:pPr>
       <w:r>
         <w:rPr>
@@ -3036,6 +3159,8 @@
           <w:numId w:val="1013"/>
         </w:numPr>
         <w:pStyle w:val="Compact"/>
+        <w:spacing w:line="276" w:lineRule="auto" w:after="0"/>
+        <w:ind w:firstLine="420"/>
       </w:pPr>
       <w:r>
         <w:rPr>
@@ -3053,7 +3178,7 @@
       </w:pPr>
       <w:r>
         <w:rPr>
-          <w:rFonts w:ascii="黑体" w:hAnsi="黑体" w:eastAsia="黑体"/>
+          <w:rFonts w:ascii="宋体" w:hAnsi="宋体" w:eastAsia="宋体"/>
         </w:rPr>
         <w:t xml:space="preserve">8. 系统运行流程设计</w:t>
       </w:r>
@@ -3061,6 +3186,8 @@
     <w:p>
       <w:pPr>
         <w:pStyle w:val="FirstParagraph"/>
+        <w:spacing w:line="276" w:lineRule="auto" w:after="0"/>
+        <w:ind w:firstLine="420"/>
       </w:pPr>
       <w:r>
         <w:rPr>
@@ -3076,6 +3203,8 @@
           <w:numId w:val="1014"/>
         </w:numPr>
         <w:pStyle w:val="Compact"/>
+        <w:spacing w:line="276" w:lineRule="auto" w:after="0"/>
+        <w:ind w:firstLine="420"/>
       </w:pPr>
       <w:r>
         <w:rPr>
@@ -3091,6 +3220,8 @@
           <w:numId w:val="1014"/>
         </w:numPr>
         <w:pStyle w:val="Compact"/>
+        <w:spacing w:line="276" w:lineRule="auto" w:after="0"/>
+        <w:ind w:firstLine="420"/>
       </w:pPr>
       <w:r>
         <w:rPr>
@@ -3106,6 +3237,8 @@
           <w:numId w:val="1014"/>
         </w:numPr>
         <w:pStyle w:val="Compact"/>
+        <w:spacing w:line="276" w:lineRule="auto" w:after="0"/>
+        <w:ind w:firstLine="420"/>
       </w:pPr>
       <w:r>
         <w:rPr>
@@ -3121,6 +3254,8 @@
           <w:numId w:val="1014"/>
         </w:numPr>
         <w:pStyle w:val="Compact"/>
+        <w:spacing w:line="276" w:lineRule="auto" w:after="0"/>
+        <w:ind w:firstLine="420"/>
       </w:pPr>
       <w:r>
         <w:rPr>
@@ -3136,6 +3271,8 @@
           <w:numId w:val="1014"/>
         </w:numPr>
         <w:pStyle w:val="Compact"/>
+        <w:spacing w:line="276" w:lineRule="auto" w:after="0"/>
+        <w:ind w:firstLine="420"/>
       </w:pPr>
       <w:r>
         <w:rPr>
@@ -3151,6 +3288,8 @@
           <w:numId w:val="1014"/>
         </w:numPr>
         <w:pStyle w:val="Compact"/>
+        <w:spacing w:line="276" w:lineRule="auto" w:after="0"/>
+        <w:ind w:firstLine="420"/>
       </w:pPr>
       <w:r>
         <w:rPr>
@@ -3166,6 +3305,8 @@
           <w:numId w:val="1014"/>
         </w:numPr>
         <w:pStyle w:val="Compact"/>
+        <w:spacing w:line="276" w:lineRule="auto" w:after="0"/>
+        <w:ind w:firstLine="420"/>
       </w:pPr>
       <w:r>
         <w:rPr>
@@ -3182,7 +3323,7 @@
       </w:pPr>
       <w:r>
         <w:rPr>
-          <w:rFonts w:ascii="黑体" w:hAnsi="黑体" w:eastAsia="黑体"/>
+          <w:rFonts w:ascii="宋体" w:hAnsi="宋体" w:eastAsia="宋体"/>
         </w:rPr>
         <w:t xml:space="preserve">9. 异常处理设计</w:t>
       </w:r>
@@ -3193,19 +3334,19 @@
         <w:tblW w:type="pct" w:w="0.0"/>
         <w:tblLook w:firstRow="1" w:lastRow="0" w:firstColumn="0" w:lastColumn="0" w:noHBand="0" w:noVBand="0" w:val="0020"/>
         <w:tblBorders>
-          <w:top w:val="single" w:sz="4" w:space="0" w:color="BFBFBF"/>
-          <w:left w:val="single" w:sz="4" w:space="0" w:color="BFBFBF"/>
-          <w:bottom w:val="single" w:sz="4" w:space="0" w:color="BFBFBF"/>
-          <w:right w:val="single" w:sz="4" w:space="0" w:color="BFBFBF"/>
-          <w:insideH w:val="single" w:sz="4" w:space="0" w:color="BFBFBF"/>
-          <w:insideV w:val="single" w:sz="4" w:space="0" w:color="BFBFBF"/>
+          <w:top w:val="single" w:sz="4" w:space="0" w:color="000000"/>
+          <w:left w:val="single" w:sz="4" w:space="0" w:color="000000"/>
+          <w:bottom w:val="single" w:sz="4" w:space="0" w:color="000000"/>
+          <w:right w:val="single" w:sz="4" w:space="0" w:color="000000"/>
+          <w:insideH w:val="single" w:sz="4" w:space="0" w:color="000000"/>
+          <w:insideV w:val="single" w:sz="4" w:space="0" w:color="000000"/>
         </w:tblBorders>
       </w:tblPr>
       <w:tblGrid/>
       <w:tr>
         <w:tc>
           <w:tcPr>
-            <w:shd w:fill="EAEAEA"/>
+            <w:shd w:fill="FFFFFF"/>
           </w:tcPr>
           <w:p>
             <w:pPr>
@@ -3216,7 +3357,8 @@
             <w:r>
               <w:rPr>
                 <w:rFonts w:ascii="宋体" w:hAnsi="宋体" w:eastAsia="宋体"/>
-                <w:sz w:val="19"/>
+                <w:b/>
+                <w:sz w:val="21"/>
               </w:rPr>
               <w:t xml:space="preserve">场景</w:t>
             </w:r>
@@ -3224,7 +3366,7 @@
         </w:tc>
         <w:tc>
           <w:tcPr>
-            <w:shd w:fill="EAEAEA"/>
+            <w:shd w:fill="FFFFFF"/>
           </w:tcPr>
           <w:p>
             <w:pPr>
@@ -3235,7 +3377,8 @@
             <w:r>
               <w:rPr>
                 <w:rFonts w:ascii="宋体" w:hAnsi="宋体" w:eastAsia="宋体"/>
-                <w:sz w:val="19"/>
+                <w:b/>
+                <w:sz w:val="21"/>
               </w:rPr>
               <w:t xml:space="preserve">处理方式</w:t>
             </w:r>
@@ -3253,7 +3396,7 @@
             <w:r>
               <w:rPr>
                 <w:rFonts w:ascii="宋体" w:hAnsi="宋体" w:eastAsia="宋体"/>
-                <w:sz w:val="19"/>
+                <w:sz w:val="21"/>
               </w:rPr>
               <w:t xml:space="preserve">数据路径不存在</w:t>
             </w:r>
@@ -3269,7 +3412,7 @@
             <w:r>
               <w:rPr>
                 <w:rFonts w:ascii="宋体" w:hAnsi="宋体" w:eastAsia="宋体"/>
-                <w:sz w:val="19"/>
+                <w:sz w:val="21"/>
               </w:rPr>
               <w:t xml:space="preserve">抛出明确异常并提示路径</w:t>
             </w:r>
@@ -3287,7 +3430,7 @@
             <w:r>
               <w:rPr>
                 <w:rFonts w:ascii="宋体" w:hAnsi="宋体" w:eastAsia="宋体"/>
-                <w:sz w:val="19"/>
+                <w:sz w:val="21"/>
               </w:rPr>
               <w:t xml:space="preserve">文件列格式异常</w:t>
             </w:r>
@@ -3303,7 +3446,7 @@
             <w:r>
               <w:rPr>
                 <w:rFonts w:ascii="宋体" w:hAnsi="宋体" w:eastAsia="宋体"/>
-                <w:sz w:val="19"/>
+                <w:sz w:val="21"/>
               </w:rPr>
               <w:t xml:space="preserve">尝试数值化并过滤非法行，失败时给出说明</w:t>
             </w:r>
@@ -3321,7 +3464,7 @@
             <w:r>
               <w:rPr>
                 <w:rFonts w:ascii="宋体" w:hAnsi="宋体" w:eastAsia="宋体"/>
-                <w:sz w:val="19"/>
+                <w:sz w:val="21"/>
               </w:rPr>
               <w:t xml:space="preserve">训练过程中梯度异常</w:t>
             </w:r>
@@ -3337,7 +3480,7 @@
             <w:r>
               <w:rPr>
                 <w:rFonts w:ascii="宋体" w:hAnsi="宋体" w:eastAsia="宋体"/>
-                <w:sz w:val="19"/>
+                <w:sz w:val="21"/>
               </w:rPr>
               <w:t xml:space="preserve">记录告警并输出日志</w:t>
             </w:r>
@@ -3355,7 +3498,7 @@
             <w:r>
               <w:rPr>
                 <w:rFonts w:ascii="宋体" w:hAnsi="宋体" w:eastAsia="宋体"/>
-                <w:sz w:val="19"/>
+                <w:sz w:val="21"/>
               </w:rPr>
               <w:t xml:space="preserve">导出目录不存在</w:t>
             </w:r>
@@ -3371,7 +3514,7 @@
             <w:r>
               <w:rPr>
                 <w:rFonts w:ascii="宋体" w:hAnsi="宋体" w:eastAsia="宋体"/>
-                <w:sz w:val="19"/>
+                <w:sz w:val="21"/>
               </w:rPr>
               <w:t xml:space="preserve">自动创建目录后再导出</w:t>
             </w:r>
@@ -3382,6 +3525,8 @@
     <w:p>
       <w:pPr>
         <w:pStyle w:val="BodyText"/>
+        <w:spacing w:line="276" w:lineRule="auto" w:after="0"/>
+        <w:ind w:firstLine="420"/>
       </w:pPr>
       <w:r>
         <w:rPr>
@@ -3422,7 +3567,7 @@
       </w:pPr>
       <w:r>
         <w:rPr>
-          <w:rFonts w:ascii="黑体" w:hAnsi="黑体" w:eastAsia="黑体"/>
+          <w:rFonts w:ascii="宋体" w:hAnsi="宋体" w:eastAsia="宋体"/>
         </w:rPr>
         <w:t xml:space="preserve">10. 部署设计</w:t>
       </w:r>
@@ -3430,6 +3575,8 @@
     <w:p>
       <w:pPr>
         <w:pStyle w:val="FirstParagraph"/>
+        <w:spacing w:line="276" w:lineRule="auto" w:after="0"/>
+        <w:ind w:firstLine="420"/>
       </w:pPr>
       <w:r>
         <w:rPr>
@@ -3445,6 +3592,8 @@
           <w:numId w:val="1015"/>
         </w:numPr>
         <w:pStyle w:val="Compact"/>
+        <w:spacing w:line="276" w:lineRule="auto" w:after="0"/>
+        <w:ind w:firstLine="420"/>
       </w:pPr>
       <w:r>
         <w:rPr>
@@ -3460,6 +3609,8 @@
           <w:numId w:val="1015"/>
         </w:numPr>
         <w:pStyle w:val="Compact"/>
+        <w:spacing w:line="276" w:lineRule="auto" w:after="0"/>
+        <w:ind w:firstLine="420"/>
       </w:pPr>
       <w:r>
         <w:rPr>
@@ -3500,6 +3651,8 @@
           <w:numId w:val="1015"/>
         </w:numPr>
         <w:pStyle w:val="Compact"/>
+        <w:spacing w:line="276" w:lineRule="auto" w:after="0"/>
+        <w:ind w:firstLine="420"/>
       </w:pPr>
       <w:r>
         <w:rPr>
@@ -3540,6 +3693,8 @@
           <w:numId w:val="1015"/>
         </w:numPr>
         <w:pStyle w:val="Compact"/>
+        <w:spacing w:line="276" w:lineRule="auto" w:after="0"/>
+        <w:ind w:firstLine="420"/>
       </w:pPr>
       <w:r>
         <w:rPr>
@@ -3556,7 +3711,7 @@
       </w:pPr>
       <w:r>
         <w:rPr>
-          <w:rFonts w:ascii="黑体" w:hAnsi="黑体" w:eastAsia="黑体"/>
+          <w:rFonts w:ascii="宋体" w:hAnsi="宋体" w:eastAsia="宋体"/>
         </w:rPr>
         <w:t xml:space="preserve">11. 设计总结</w:t>
       </w:r>
@@ -3564,6 +3719,8 @@
     <w:p>
       <w:pPr>
         <w:pStyle w:val="FirstParagraph"/>
+        <w:spacing w:line="276" w:lineRule="auto" w:after="0"/>
+        <w:ind w:firstLine="420"/>
       </w:pPr>
       <w:r>
         <w:rPr>
@@ -3575,7 +3732,7 @@
     <w:bookmarkEnd w:id="45"/>
     <w:bookmarkEnd w:id="46"/>
     <w:sectPr>
-      <w:pgMar w:top="1361" w:bottom="1247" w:left="1417" w:right="1417"/>
+      <w:pgMar w:top="1440" w:bottom="1440" w:left="1797" w:right="1797"/>
     </w:sectPr>
   </w:body>
 </w:document>
@@ -4257,12 +4414,20 @@
       <w:spacing w:after="180" w:before="180"/>
     </w:pPr>
     <w:qFormat/>
+    <w:rPr>
+      <w:rFonts w:ascii="宋体" w:hAnsi="宋体" w:eastAsia="宋体"/>
+      <w:sz w:val="21"/>
+    </w:rPr>
   </w:style>
   <w:style w:customStyle="1" w:styleId="FirstParagraph" w:type="paragraph">
     <w:name w:val="First Paragraph"/>
     <w:basedOn w:val="BodyText"/>
     <w:next w:val="BodyText"/>
     <w:qFormat/>
+    <w:rPr>
+      <w:rFonts w:ascii="宋体" w:hAnsi="宋体" w:eastAsia="宋体"/>
+      <w:sz w:val="21"/>
+    </w:rPr>
   </w:style>
   <w:style w:customStyle="1" w:styleId="Compact" w:type="paragraph">
     <w:name w:val="Compact"/>
@@ -4271,6 +4436,10 @@
     <w:pPr>
       <w:spacing w:after="36" w:before="36"/>
     </w:pPr>
+    <w:rPr>
+      <w:rFonts w:ascii="宋体" w:hAnsi="宋体" w:eastAsia="宋体"/>
+      <w:sz w:val="21"/>
+    </w:rPr>
   </w:style>
   <w:style w:styleId="Title" w:type="paragraph">
     <w:name w:val="Title"/>
@@ -4288,7 +4457,7 @@
       <w:b/>
       <w:bCs/>
       <w:color w:themeColor="accent1" w:themeShade="B5" w:val="345A8A"/>
-      <w:sz w:val="40"/>
+      <w:sz w:val="36"/>
       <w:szCs w:val="36"/>
     </w:rPr>
   </w:style>
@@ -4364,11 +4533,11 @@
       <w:outlineLvl w:val="0"/>
     </w:pPr>
     <w:rPr>
-      <w:rFonts w:asciiTheme="majorHAnsi" w:cstheme="majorBidi" w:eastAsiaTheme="majorEastAsia" w:hAnsiTheme="majorHAnsi"/>
+      <w:rFonts w:asciiTheme="majorHAnsi" w:cstheme="majorBidi" w:eastAsiaTheme="majorEastAsia" w:hAnsiTheme="majorHAnsi" w:ascii="宋体" w:hAnsi="宋体" w:eastAsia="宋体"/>
       <w:b/>
       <w:bCs/>
       <w:color w:themeColor="accent1" w:val="4F81BD"/>
-      <w:sz w:val="32"/>
+      <w:sz w:val="48"/>
       <w:szCs w:val="32"/>
     </w:rPr>
   </w:style>
@@ -4386,11 +4555,11 @@
       <w:outlineLvl w:val="1"/>
     </w:pPr>
     <w:rPr>
-      <w:rFonts w:asciiTheme="majorHAnsi" w:cstheme="majorBidi" w:eastAsiaTheme="majorEastAsia" w:hAnsiTheme="majorHAnsi"/>
+      <w:rFonts w:asciiTheme="majorHAnsi" w:cstheme="majorBidi" w:eastAsiaTheme="majorEastAsia" w:hAnsiTheme="majorHAnsi" w:ascii="宋体" w:hAnsi="宋体" w:eastAsia="宋体"/>
       <w:b/>
       <w:bCs/>
       <w:color w:themeColor="accent1" w:val="4F81BD"/>
-      <w:sz w:val="28"/>
+      <w:sz w:val="36"/>
       <w:szCs w:val="28"/>
     </w:rPr>
   </w:style>
@@ -4408,11 +4577,11 @@
       <w:outlineLvl w:val="2"/>
     </w:pPr>
     <w:rPr>
-      <w:rFonts w:asciiTheme="majorHAnsi" w:cstheme="majorBidi" w:eastAsiaTheme="majorEastAsia" w:hAnsiTheme="majorHAnsi"/>
+      <w:rFonts w:asciiTheme="majorHAnsi" w:cstheme="majorBidi" w:eastAsiaTheme="majorEastAsia" w:hAnsiTheme="majorHAnsi" w:ascii="宋体" w:hAnsi="宋体" w:eastAsia="宋体"/>
       <w:b/>
       <w:bCs/>
       <w:color w:themeColor="accent1" w:val="4F81BD"/>
-      <w:sz w:val="24"/>
+      <w:sz w:val="27"/>
       <w:szCs w:val="24"/>
     </w:rPr>
   </w:style>
@@ -4430,8 +4599,9 @@
       <w:outlineLvl w:val="3"/>
     </w:pPr>
     <w:rPr>
-      <w:rFonts w:asciiTheme="majorHAnsi" w:cstheme="majorBidi" w:eastAsiaTheme="majorEastAsia" w:hAnsiTheme="majorHAnsi"/>
+      <w:rFonts w:asciiTheme="majorHAnsi" w:cstheme="majorBidi" w:eastAsiaTheme="majorEastAsia" w:hAnsiTheme="majorHAnsi" w:ascii="宋体" w:hAnsi="宋体" w:eastAsia="宋体"/>
       <w:i/>
+      <w:b/>
       <w:bCs/>
       <w:color w:themeColor="accent1" w:val="4F81BD"/>
       <w:sz w:val="24"/>

--- a/docx/mid-term/06_设计文档.docx
+++ b/docx/mid-term/06_设计文档.docx
@@ -38,6 +38,7 @@
         <w:rPr>
           <w:rFonts w:ascii="宋体" w:hAnsi="宋体" w:eastAsia="宋体"/>
           <w:b/>
+          <w:color w:val="000000"/>
           <w:sz w:val="48"/>
         </w:rPr>
         <w:t xml:space="preserve">工业轴承设备剩余寿命预测系统的实现：设计文档</w:t>
@@ -51,6 +52,7 @@
       <w:r>
         <w:rPr>
           <w:rFonts w:ascii="宋体" w:hAnsi="宋体" w:eastAsia="宋体"/>
+          <w:color w:val="000000"/>
         </w:rPr>
         <w:t xml:space="preserve">文档信息</w:t>
       </w:r>
@@ -85,6 +87,7 @@
               <w:rPr>
                 <w:rFonts w:ascii="宋体" w:hAnsi="宋体" w:eastAsia="宋体"/>
                 <w:b/>
+                <w:color w:val="000000"/>
                 <w:sz w:val="21"/>
               </w:rPr>
               <w:t xml:space="preserve">项目</w:t>
@@ -105,6 +108,7 @@
               <w:rPr>
                 <w:rFonts w:ascii="宋体" w:hAnsi="宋体" w:eastAsia="宋体"/>
                 <w:b/>
+                <w:color w:val="000000"/>
                 <w:sz w:val="21"/>
               </w:rPr>
               <w:t xml:space="preserve">内容</w:t>
@@ -123,6 +127,7 @@
             <w:r>
               <w:rPr>
                 <w:rFonts w:ascii="宋体" w:hAnsi="宋体" w:eastAsia="宋体"/>
+                <w:color w:val="000000"/>
                 <w:sz w:val="21"/>
               </w:rPr>
               <w:t xml:space="preserve">文档名称</w:t>
@@ -139,6 +144,7 @@
             <w:r>
               <w:rPr>
                 <w:rFonts w:ascii="宋体" w:hAnsi="宋体" w:eastAsia="宋体"/>
+                <w:color w:val="000000"/>
                 <w:sz w:val="21"/>
               </w:rPr>
               <w:t xml:space="preserve">设计文档</w:t>
@@ -157,6 +163,7 @@
             <w:r>
               <w:rPr>
                 <w:rFonts w:ascii="宋体" w:hAnsi="宋体" w:eastAsia="宋体"/>
+                <w:color w:val="000000"/>
                 <w:sz w:val="21"/>
               </w:rPr>
               <w:t xml:space="preserve">文档编号</w:t>
@@ -173,6 +180,7 @@
             <w:r>
               <w:rPr>
                 <w:rFonts w:ascii="宋体" w:hAnsi="宋体" w:eastAsia="宋体"/>
+                <w:color w:val="000000"/>
                 <w:sz w:val="21"/>
               </w:rPr>
               <w:t xml:space="preserve">SE-PHM-MID-06</w:t>
@@ -191,6 +199,7 @@
             <w:r>
               <w:rPr>
                 <w:rFonts w:ascii="宋体" w:hAnsi="宋体" w:eastAsia="宋体"/>
+                <w:color w:val="000000"/>
                 <w:sz w:val="21"/>
               </w:rPr>
               <w:t xml:space="preserve">文档阶段</w:t>
@@ -207,6 +216,7 @@
             <w:r>
               <w:rPr>
                 <w:rFonts w:ascii="宋体" w:hAnsi="宋体" w:eastAsia="宋体"/>
+                <w:color w:val="000000"/>
                 <w:sz w:val="21"/>
               </w:rPr>
               <w:t xml:space="preserve">中期</w:t>
@@ -225,6 +235,7 @@
             <w:r>
               <w:rPr>
                 <w:rFonts w:ascii="宋体" w:hAnsi="宋体" w:eastAsia="宋体"/>
+                <w:color w:val="000000"/>
                 <w:sz w:val="21"/>
               </w:rPr>
               <w:t xml:space="preserve">项目名称</w:t>
@@ -241,6 +252,7 @@
             <w:r>
               <w:rPr>
                 <w:rFonts w:ascii="宋体" w:hAnsi="宋体" w:eastAsia="宋体"/>
+                <w:color w:val="000000"/>
                 <w:sz w:val="21"/>
               </w:rPr>
               <w:t xml:space="preserve">工业轴承设备剩余寿命预测系统的实现</w:t>
@@ -259,6 +271,7 @@
             <w:r>
               <w:rPr>
                 <w:rFonts w:ascii="宋体" w:hAnsi="宋体" w:eastAsia="宋体"/>
+                <w:color w:val="000000"/>
                 <w:sz w:val="21"/>
               </w:rPr>
               <w:t xml:space="preserve">课程</w:t>
@@ -275,6 +288,7 @@
             <w:r>
               <w:rPr>
                 <w:rFonts w:ascii="宋体" w:hAnsi="宋体" w:eastAsia="宋体"/>
+                <w:color w:val="000000"/>
                 <w:sz w:val="21"/>
               </w:rPr>
               <w:t xml:space="preserve">中国科学技术大学软件学院《软件工程》</w:t>
@@ -293,6 +307,7 @@
             <w:r>
               <w:rPr>
                 <w:rFonts w:ascii="宋体" w:hAnsi="宋体" w:eastAsia="宋体"/>
+                <w:color w:val="000000"/>
                 <w:sz w:val="21"/>
               </w:rPr>
               <w:t xml:space="preserve">指导老师</w:t>
@@ -309,6 +324,7 @@
             <w:r>
               <w:rPr>
                 <w:rFonts w:ascii="宋体" w:hAnsi="宋体" w:eastAsia="宋体"/>
+                <w:color w:val="000000"/>
                 <w:sz w:val="21"/>
               </w:rPr>
               <w:t xml:space="preserve">zjf</w:t>
@@ -327,6 +343,7 @@
             <w:r>
               <w:rPr>
                 <w:rFonts w:ascii="宋体" w:hAnsi="宋体" w:eastAsia="宋体"/>
+                <w:color w:val="000000"/>
                 <w:sz w:val="21"/>
               </w:rPr>
               <w:t xml:space="preserve">小组成员</w:t>
@@ -343,6 +360,7 @@
             <w:r>
               <w:rPr>
                 <w:rFonts w:ascii="宋体" w:hAnsi="宋体" w:eastAsia="宋体"/>
+                <w:color w:val="000000"/>
                 <w:sz w:val="21"/>
               </w:rPr>
               <w:t xml:space="preserve">zyj、cyy、zdh、zy</w:t>
@@ -361,6 +379,7 @@
             <w:r>
               <w:rPr>
                 <w:rFonts w:ascii="宋体" w:hAnsi="宋体" w:eastAsia="宋体"/>
+                <w:color w:val="000000"/>
                 <w:sz w:val="21"/>
               </w:rPr>
               <w:t xml:space="preserve">文档负责人</w:t>
@@ -377,6 +396,7 @@
             <w:r>
               <w:rPr>
                 <w:rFonts w:ascii="宋体" w:hAnsi="宋体" w:eastAsia="宋体"/>
+                <w:color w:val="000000"/>
                 <w:sz w:val="21"/>
               </w:rPr>
               <w:t xml:space="preserve">zyj</w:t>
@@ -395,6 +415,7 @@
             <w:r>
               <w:rPr>
                 <w:rFonts w:ascii="宋体" w:hAnsi="宋体" w:eastAsia="宋体"/>
+                <w:color w:val="000000"/>
                 <w:sz w:val="21"/>
               </w:rPr>
               <w:t xml:space="preserve">参与编写</w:t>
@@ -411,6 +432,7 @@
             <w:r>
               <w:rPr>
                 <w:rFonts w:ascii="宋体" w:hAnsi="宋体" w:eastAsia="宋体"/>
+                <w:color w:val="000000"/>
                 <w:sz w:val="21"/>
               </w:rPr>
               <w:t xml:space="preserve">cyy、zdh、zy</w:t>
@@ -429,6 +451,7 @@
             <w:r>
               <w:rPr>
                 <w:rFonts w:ascii="宋体" w:hAnsi="宋体" w:eastAsia="宋体"/>
+                <w:color w:val="000000"/>
                 <w:sz w:val="21"/>
               </w:rPr>
               <w:t xml:space="preserve">版本</w:t>
@@ -445,6 +468,7 @@
             <w:r>
               <w:rPr>
                 <w:rFonts w:ascii="宋体" w:hAnsi="宋体" w:eastAsia="宋体"/>
+                <w:color w:val="000000"/>
                 <w:sz w:val="21"/>
               </w:rPr>
               <w:t xml:space="preserve">V3.0</w:t>
@@ -463,6 +487,7 @@
             <w:r>
               <w:rPr>
                 <w:rFonts w:ascii="宋体" w:hAnsi="宋体" w:eastAsia="宋体"/>
+                <w:color w:val="000000"/>
                 <w:sz w:val="21"/>
               </w:rPr>
               <w:t xml:space="preserve">修订日期</w:t>
@@ -479,6 +504,7 @@
             <w:r>
               <w:rPr>
                 <w:rFonts w:ascii="宋体" w:hAnsi="宋体" w:eastAsia="宋体"/>
+                <w:color w:val="000000"/>
                 <w:sz w:val="21"/>
               </w:rPr>
               <w:t xml:space="preserve">2026-06-14</w:t>
@@ -497,6 +523,7 @@
             <w:r>
               <w:rPr>
                 <w:rFonts w:ascii="宋体" w:hAnsi="宋体" w:eastAsia="宋体"/>
+                <w:color w:val="000000"/>
                 <w:sz w:val="21"/>
               </w:rPr>
               <w:t xml:space="preserve">归档形式</w:t>
@@ -513,6 +540,7 @@
             <w:r>
               <w:rPr>
                 <w:rFonts w:ascii="宋体" w:hAnsi="宋体" w:eastAsia="宋体"/>
+                <w:color w:val="000000"/>
                 <w:sz w:val="21"/>
               </w:rPr>
               <w:t xml:space="preserve">Markdown 源文件、PDF、DOCX</w:t>
@@ -531,6 +559,7 @@
             <w:r>
               <w:rPr>
                 <w:rFonts w:ascii="宋体" w:hAnsi="宋体" w:eastAsia="宋体"/>
+                <w:color w:val="000000"/>
                 <w:sz w:val="21"/>
               </w:rPr>
               <w:t xml:space="preserve">内容基线</w:t>
@@ -547,6 +576,7 @@
             <w:r>
               <w:rPr>
                 <w:rFonts w:ascii="宋体" w:hAnsi="宋体" w:eastAsia="宋体"/>
+                <w:color w:val="000000"/>
                 <w:sz w:val="21"/>
               </w:rPr>
               <w:t xml:space="preserve">总体架构、模块设计、接口设计、数据流和部署设计</w:t>
@@ -564,6 +594,7 @@
       <w:r>
         <w:rPr>
           <w:rFonts w:ascii="宋体" w:hAnsi="宋体" w:eastAsia="宋体"/>
+          <w:color w:val="000000"/>
         </w:rPr>
         <w:t xml:space="preserve">修订记录</w:t>
       </w:r>
@@ -598,6 +629,7 @@
               <w:rPr>
                 <w:rFonts w:ascii="宋体" w:hAnsi="宋体" w:eastAsia="宋体"/>
                 <w:b/>
+                <w:color w:val="000000"/>
                 <w:sz w:val="21"/>
               </w:rPr>
               <w:t xml:space="preserve">版本</w:t>
@@ -618,6 +650,7 @@
               <w:rPr>
                 <w:rFonts w:ascii="宋体" w:hAnsi="宋体" w:eastAsia="宋体"/>
                 <w:b/>
+                <w:color w:val="000000"/>
                 <w:sz w:val="21"/>
               </w:rPr>
               <w:t xml:space="preserve">日期</w:t>
@@ -638,6 +671,7 @@
               <w:rPr>
                 <w:rFonts w:ascii="宋体" w:hAnsi="宋体" w:eastAsia="宋体"/>
                 <w:b/>
+                <w:color w:val="000000"/>
                 <w:sz w:val="21"/>
               </w:rPr>
               <w:t xml:space="preserve">编写人</w:t>
@@ -658,6 +692,7 @@
               <w:rPr>
                 <w:rFonts w:ascii="宋体" w:hAnsi="宋体" w:eastAsia="宋体"/>
                 <w:b/>
+                <w:color w:val="000000"/>
                 <w:sz w:val="21"/>
               </w:rPr>
               <w:t xml:space="preserve">说明</w:t>
@@ -676,6 +711,7 @@
             <w:r>
               <w:rPr>
                 <w:rFonts w:ascii="宋体" w:hAnsi="宋体" w:eastAsia="宋体"/>
+                <w:color w:val="000000"/>
                 <w:sz w:val="21"/>
               </w:rPr>
               <w:t xml:space="preserve">V1.0</w:t>
@@ -692,6 +728,7 @@
             <w:r>
               <w:rPr>
                 <w:rFonts w:ascii="宋体" w:hAnsi="宋体" w:eastAsia="宋体"/>
+                <w:color w:val="000000"/>
                 <w:sz w:val="21"/>
               </w:rPr>
               <w:t xml:space="preserve">2025-11-10</w:t>
@@ -708,6 +745,7 @@
             <w:r>
               <w:rPr>
                 <w:rFonts w:ascii="宋体" w:hAnsi="宋体" w:eastAsia="宋体"/>
+                <w:color w:val="000000"/>
                 <w:sz w:val="21"/>
               </w:rPr>
               <w:t xml:space="preserve">项目组</w:t>
@@ -724,6 +762,7 @@
             <w:r>
               <w:rPr>
                 <w:rFonts w:ascii="宋体" w:hAnsi="宋体" w:eastAsia="宋体"/>
+                <w:color w:val="000000"/>
                 <w:sz w:val="21"/>
               </w:rPr>
               <w:t xml:space="preserve">完成初版课程文档</w:t>
@@ -742,6 +781,7 @@
             <w:r>
               <w:rPr>
                 <w:rFonts w:ascii="宋体" w:hAnsi="宋体" w:eastAsia="宋体"/>
+                <w:color w:val="000000"/>
                 <w:sz w:val="21"/>
               </w:rPr>
               <w:t xml:space="preserve">V2.0</w:t>
@@ -758,6 +798,7 @@
             <w:r>
               <w:rPr>
                 <w:rFonts w:ascii="宋体" w:hAnsi="宋体" w:eastAsia="宋体"/>
+                <w:color w:val="000000"/>
                 <w:sz w:val="21"/>
               </w:rPr>
               <w:t xml:space="preserve">2026-03-12</w:t>
@@ -774,6 +815,7 @@
             <w:r>
               <w:rPr>
                 <w:rFonts w:ascii="宋体" w:hAnsi="宋体" w:eastAsia="宋体"/>
+                <w:color w:val="000000"/>
                 <w:sz w:val="21"/>
               </w:rPr>
               <w:t xml:space="preserve">项目组</w:t>
@@ -790,6 +832,7 @@
             <w:r>
               <w:rPr>
                 <w:rFonts w:ascii="宋体" w:hAnsi="宋体" w:eastAsia="宋体"/>
+                <w:color w:val="000000"/>
                 <w:sz w:val="21"/>
               </w:rPr>
               <w:t xml:space="preserve">统一项目名称、技术基线和阶段交付内容</w:t>
@@ -808,6 +851,7 @@
             <w:r>
               <w:rPr>
                 <w:rFonts w:ascii="宋体" w:hAnsi="宋体" w:eastAsia="宋体"/>
+                <w:color w:val="000000"/>
                 <w:sz w:val="21"/>
               </w:rPr>
               <w:t xml:space="preserve">V3.0</w:t>
@@ -824,6 +868,7 @@
             <w:r>
               <w:rPr>
                 <w:rFonts w:ascii="宋体" w:hAnsi="宋体" w:eastAsia="宋体"/>
+                <w:color w:val="000000"/>
                 <w:sz w:val="21"/>
               </w:rPr>
               <w:t xml:space="preserve">2026-06-14</w:t>
@@ -840,6 +885,7 @@
             <w:r>
               <w:rPr>
                 <w:rFonts w:ascii="宋体" w:hAnsi="宋体" w:eastAsia="宋体"/>
+                <w:color w:val="000000"/>
                 <w:sz w:val="21"/>
               </w:rPr>
               <w:t xml:space="preserve">项目组</w:t>
@@ -856,6 +902,7 @@
             <w:r>
               <w:rPr>
                 <w:rFonts w:ascii="宋体" w:hAnsi="宋体" w:eastAsia="宋体"/>
+                <w:color w:val="000000"/>
                 <w:sz w:val="21"/>
               </w:rPr>
               <w:t xml:space="preserve">参考课程交付样例统一封面与归档格式，补充数据理解、技术难点、测试验收和 DOCX 交付信息</w:t>
@@ -873,6 +920,7 @@
       <w:r>
         <w:rPr>
           <w:rFonts w:ascii="宋体" w:hAnsi="宋体" w:eastAsia="宋体"/>
+          <w:color w:val="000000"/>
         </w:rPr>
         <w:t xml:space="preserve">1. 系统设计目标</w:t>
       </w:r>
@@ -886,6 +934,7 @@
       <w:r>
         <w:rPr>
           <w:rFonts w:ascii="宋体" w:hAnsi="宋体" w:eastAsia="宋体"/>
+          <w:color w:val="000000"/>
         </w:rPr>
         <w:t xml:space="preserve">设计目标不是实现单一模型，而是构建一套结构清晰、职责明确、便于扩展的工业轴承设备剩余寿命预测框架。具体目标如下：</w:t>
       </w:r>
@@ -903,6 +952,7 @@
       <w:r>
         <w:rPr>
           <w:rFonts w:ascii="宋体" w:hAnsi="宋体" w:eastAsia="宋体"/>
+          <w:color w:val="000000"/>
         </w:rPr>
         <w:t xml:space="preserve">屏蔽不同官方数据集的目录差异，提供统一数据抽象。</w:t>
       </w:r>
@@ -920,6 +970,7 @@
       <w:r>
         <w:rPr>
           <w:rFonts w:ascii="宋体" w:hAnsi="宋体" w:eastAsia="宋体"/>
+          <w:color w:val="000000"/>
         </w:rPr>
         <w:t xml:space="preserve">将预处理、标签构造、训练、预测、评估和展示解耦。</w:t>
       </w:r>
@@ -937,6 +988,7 @@
       <w:r>
         <w:rPr>
           <w:rFonts w:ascii="宋体" w:hAnsi="宋体" w:eastAsia="宋体"/>
+          <w:color w:val="000000"/>
         </w:rPr>
         <w:t xml:space="preserve">允许新模型或新算法在不破坏主流程的情况下接入。</w:t>
       </w:r>
@@ -954,6 +1006,7 @@
       <w:r>
         <w:rPr>
           <w:rFonts w:ascii="宋体" w:hAnsi="宋体" w:eastAsia="宋体"/>
+          <w:color w:val="000000"/>
         </w:rPr>
         <w:t xml:space="preserve">支持实验记录、训练监控和结果导出。</w:t>
       </w:r>
@@ -967,6 +1020,7 @@
       <w:r>
         <w:rPr>
           <w:rFonts w:ascii="宋体" w:hAnsi="宋体" w:eastAsia="宋体"/>
+          <w:color w:val="000000"/>
         </w:rPr>
         <w:t xml:space="preserve">2. 总体架构设计</w:t>
       </w:r>
@@ -980,6 +1034,7 @@
       <w:r>
         <w:rPr>
           <w:rFonts w:ascii="宋体" w:hAnsi="宋体" w:eastAsia="宋体"/>
+          <w:color w:val="000000"/>
         </w:rPr>
         <w:t xml:space="preserve">系统采用自底向上的分层架构：</w:t>
       </w:r>
@@ -992,12 +1047,14 @@
         <w:rPr>
           <w:rStyle w:val="VerbatimChar"/>
           <w:rFonts w:ascii="宋体" w:hAnsi="宋体" w:eastAsia="宋体"/>
+          <w:color w:val="000000"/>
         </w:rPr>
         <w:t xml:space="preserve">数据接入层</w:t>
       </w:r>
       <w:r>
         <w:rPr>
           <w:rFonts w:ascii="宋体" w:hAnsi="宋体" w:eastAsia="宋体"/>
+          <w:color w:val="000000"/>
         </w:rPr>
         <w:br/>
       </w:r>
@@ -1005,12 +1062,14 @@
         <w:rPr>
           <w:rStyle w:val="VerbatimChar"/>
           <w:rFonts w:ascii="宋体" w:hAnsi="宋体" w:eastAsia="宋体"/>
+          <w:color w:val="000000"/>
         </w:rPr>
         <w:t xml:space="preserve">  └─ XJTULoader / PHM2012Loader</w:t>
       </w:r>
       <w:r>
         <w:rPr>
           <w:rFonts w:ascii="宋体" w:hAnsi="宋体" w:eastAsia="宋体"/>
+          <w:color w:val="000000"/>
         </w:rPr>
         <w:br/>
       </w:r>
@@ -1018,12 +1077,14 @@
         <w:rPr>
           <w:rStyle w:val="VerbatimChar"/>
           <w:rFonts w:ascii="宋体" w:hAnsi="宋体" w:eastAsia="宋体"/>
+          <w:color w:val="000000"/>
         </w:rPr>
         <w:t xml:space="preserve">数据抽象层</w:t>
       </w:r>
       <w:r>
         <w:rPr>
           <w:rFonts w:ascii="宋体" w:hAnsi="宋体" w:eastAsia="宋体"/>
+          <w:color w:val="000000"/>
         </w:rPr>
         <w:br/>
       </w:r>
@@ -1031,12 +1092,14 @@
         <w:rPr>
           <w:rStyle w:val="VerbatimChar"/>
           <w:rFonts w:ascii="宋体" w:hAnsi="宋体" w:eastAsia="宋体"/>
+          <w:color w:val="000000"/>
         </w:rPr>
         <w:t xml:space="preserve">  └─ BearingEntity / BearingWindowDataset</w:t>
       </w:r>
       <w:r>
         <w:rPr>
           <w:rFonts w:ascii="宋体" w:hAnsi="宋体" w:eastAsia="宋体"/>
+          <w:color w:val="000000"/>
         </w:rPr>
         <w:br/>
       </w:r>
@@ -1044,12 +1107,14 @@
         <w:rPr>
           <w:rStyle w:val="VerbatimChar"/>
           <w:rFonts w:ascii="宋体" w:hAnsi="宋体" w:eastAsia="宋体"/>
+          <w:color w:val="000000"/>
         </w:rPr>
         <w:t xml:space="preserve">预处理与特征工程层</w:t>
       </w:r>
       <w:r>
         <w:rPr>
           <w:rFonts w:ascii="宋体" w:hAnsi="宋体" w:eastAsia="宋体"/>
+          <w:color w:val="000000"/>
         </w:rPr>
         <w:br/>
       </w:r>
@@ -1057,12 +1122,14 @@
         <w:rPr>
           <w:rStyle w:val="VerbatimChar"/>
           <w:rFonts w:ascii="宋体" w:hAnsi="宋体" w:eastAsia="宋体"/>
+          <w:color w:val="000000"/>
         </w:rPr>
         <w:t xml:space="preserve">  └─ SignalProcessor / FeatureExtractor / Pipeline</w:t>
       </w:r>
       <w:r>
         <w:rPr>
           <w:rFonts w:ascii="宋体" w:hAnsi="宋体" w:eastAsia="宋体"/>
+          <w:color w:val="000000"/>
         </w:rPr>
         <w:br/>
       </w:r>
@@ -1070,12 +1137,14 @@
         <w:rPr>
           <w:rStyle w:val="VerbatimChar"/>
           <w:rFonts w:ascii="宋体" w:hAnsi="宋体" w:eastAsia="宋体"/>
+          <w:color w:val="000000"/>
         </w:rPr>
         <w:t xml:space="preserve">退化分析与标签构造层</w:t>
       </w:r>
       <w:r>
         <w:rPr>
           <w:rFonts w:ascii="宋体" w:hAnsi="宋体" w:eastAsia="宋体"/>
+          <w:color w:val="000000"/>
         </w:rPr>
         <w:br/>
       </w:r>
@@ -1083,12 +1152,14 @@
         <w:rPr>
           <w:rStyle w:val="VerbatimChar"/>
           <w:rFonts w:ascii="宋体" w:hAnsi="宋体" w:eastAsia="宋体"/>
+          <w:color w:val="000000"/>
         </w:rPr>
         <w:t xml:space="preserve">  └─ RUL Labeler / Stage Labeler / HI Labeler</w:t>
       </w:r>
       <w:r>
         <w:rPr>
           <w:rFonts w:ascii="宋体" w:hAnsi="宋体" w:eastAsia="宋体"/>
+          <w:color w:val="000000"/>
         </w:rPr>
         <w:br/>
       </w:r>
@@ -1096,12 +1167,14 @@
         <w:rPr>
           <w:rStyle w:val="VerbatimChar"/>
           <w:rFonts w:ascii="宋体" w:hAnsi="宋体" w:eastAsia="宋体"/>
+          <w:color w:val="000000"/>
         </w:rPr>
         <w:t xml:space="preserve">模型训练与预测层</w:t>
       </w:r>
       <w:r>
         <w:rPr>
           <w:rFonts w:ascii="宋体" w:hAnsi="宋体" w:eastAsia="宋体"/>
+          <w:color w:val="000000"/>
         </w:rPr>
         <w:br/>
       </w:r>
@@ -1109,12 +1182,14 @@
         <w:rPr>
           <w:rStyle w:val="VerbatimChar"/>
           <w:rFonts w:ascii="宋体" w:hAnsi="宋体" w:eastAsia="宋体"/>
+          <w:color w:val="000000"/>
         </w:rPr>
         <w:t xml:space="preserve">  └─ Models / Trainer / Tester / Predictor</w:t>
       </w:r>
       <w:r>
         <w:rPr>
           <w:rFonts w:ascii="宋体" w:hAnsi="宋体" w:eastAsia="宋体"/>
+          <w:color w:val="000000"/>
         </w:rPr>
         <w:br/>
       </w:r>
@@ -1122,12 +1197,14 @@
         <w:rPr>
           <w:rStyle w:val="VerbatimChar"/>
           <w:rFonts w:ascii="宋体" w:hAnsi="宋体" w:eastAsia="宋体"/>
+          <w:color w:val="000000"/>
         </w:rPr>
         <w:t xml:space="preserve">评估与展示层</w:t>
       </w:r>
       <w:r>
         <w:rPr>
           <w:rFonts w:ascii="宋体" w:hAnsi="宋体" w:eastAsia="宋体"/>
+          <w:color w:val="000000"/>
         </w:rPr>
         <w:br/>
       </w:r>
@@ -1135,12 +1212,14 @@
         <w:rPr>
           <w:rStyle w:val="VerbatimChar"/>
           <w:rFonts w:ascii="宋体" w:hAnsi="宋体" w:eastAsia="宋体"/>
+          <w:color w:val="000000"/>
         </w:rPr>
         <w:t xml:space="preserve">  └─ Metrics / Evaluator / Visualizer</w:t>
       </w:r>
       <w:r>
         <w:rPr>
           <w:rFonts w:ascii="宋体" w:hAnsi="宋体" w:eastAsia="宋体"/>
+          <w:color w:val="000000"/>
         </w:rPr>
         <w:br/>
       </w:r>
@@ -1148,12 +1227,14 @@
         <w:rPr>
           <w:rStyle w:val="VerbatimChar"/>
           <w:rFonts w:ascii="宋体" w:hAnsi="宋体" w:eastAsia="宋体"/>
+          <w:color w:val="000000"/>
         </w:rPr>
         <w:t xml:space="preserve">实验管理层</w:t>
       </w:r>
       <w:r>
         <w:rPr>
           <w:rFonts w:ascii="宋体" w:hAnsi="宋体" w:eastAsia="宋体"/>
+          <w:color w:val="000000"/>
         </w:rPr>
         <w:br/>
       </w:r>
@@ -1161,6 +1242,7 @@
         <w:rPr>
           <w:rStyle w:val="VerbatimChar"/>
           <w:rFonts w:ascii="宋体" w:hAnsi="宋体" w:eastAsia="宋体"/>
+          <w:color w:val="000000"/>
         </w:rPr>
         <w:t xml:space="preserve">  └─ Tracker / Callback / Serializer</w:t>
       </w:r>
@@ -1174,6 +1256,7 @@
       <w:r>
         <w:rPr>
           <w:rFonts w:ascii="宋体" w:hAnsi="宋体" w:eastAsia="宋体"/>
+          <w:color w:val="000000"/>
         </w:rPr>
         <w:t xml:space="preserve">该架构的优点在于数据、算法和展示可以独立演化，同时保证主流程仍然稳定。</w:t>
       </w:r>
@@ -1186,6 +1269,7 @@
       <w:r>
         <w:rPr>
           <w:rFonts w:ascii="宋体" w:hAnsi="宋体" w:eastAsia="宋体"/>
+          <w:color w:val="000000"/>
         </w:rPr>
         <w:t xml:space="preserve">2.1 总体架构说明</w:t>
       </w:r>
@@ -1199,30 +1283,35 @@
       <w:r>
         <w:rPr>
           <w:rFonts w:ascii="宋体" w:hAnsi="宋体" w:eastAsia="宋体"/>
+          <w:color w:val="000000"/>
         </w:rPr>
         <w:t xml:space="preserve">系统总体架构围绕 RUL 预测数据流组织，而不是围绕某一个模型组织。设计上分为</w:t>
       </w:r>
       <w:r>
         <w:rPr>
           <w:rFonts w:ascii="宋体" w:hAnsi="宋体" w:eastAsia="宋体"/>
+          <w:color w:val="000000"/>
         </w:rPr>
         <w:t xml:space="preserve">“</w:t>
       </w:r>
       <w:r>
         <w:rPr>
           <w:rFonts w:ascii="宋体" w:hAnsi="宋体" w:eastAsia="宋体"/>
+          <w:color w:val="000000"/>
         </w:rPr>
         <w:t xml:space="preserve">数据接入、特征标签、模型训练、评价展示</w:t>
       </w:r>
       <w:r>
         <w:rPr>
           <w:rFonts w:ascii="宋体" w:hAnsi="宋体" w:eastAsia="宋体"/>
+          <w:color w:val="000000"/>
         </w:rPr>
         <w:t xml:space="preserve">”</w:t>
       </w:r>
       <w:r>
         <w:rPr>
           <w:rFonts w:ascii="宋体" w:hAnsi="宋体" w:eastAsia="宋体"/>
+          <w:color w:val="000000"/>
         </w:rPr>
         <w:t xml:space="preserve">四个主层：</w:t>
       </w:r>
@@ -1257,6 +1346,7 @@
               <w:rPr>
                 <w:rFonts w:ascii="宋体" w:hAnsi="宋体" w:eastAsia="宋体"/>
                 <w:b/>
+                <w:color w:val="000000"/>
                 <w:sz w:val="21"/>
               </w:rPr>
               <w:t xml:space="preserve">层次</w:t>
@@ -1277,6 +1367,7 @@
               <w:rPr>
                 <w:rFonts w:ascii="宋体" w:hAnsi="宋体" w:eastAsia="宋体"/>
                 <w:b/>
+                <w:color w:val="000000"/>
                 <w:sz w:val="21"/>
               </w:rPr>
               <w:t xml:space="preserve">输入</w:t>
@@ -1297,6 +1388,7 @@
               <w:rPr>
                 <w:rFonts w:ascii="宋体" w:hAnsi="宋体" w:eastAsia="宋体"/>
                 <w:b/>
+                <w:color w:val="000000"/>
                 <w:sz w:val="21"/>
               </w:rPr>
               <w:t xml:space="preserve">输出</w:t>
@@ -1317,6 +1409,7 @@
               <w:rPr>
                 <w:rFonts w:ascii="宋体" w:hAnsi="宋体" w:eastAsia="宋体"/>
                 <w:b/>
+                <w:color w:val="000000"/>
                 <w:sz w:val="21"/>
               </w:rPr>
               <w:t xml:space="preserve">主要设计原则</w:t>
@@ -1335,6 +1428,7 @@
             <w:r>
               <w:rPr>
                 <w:rFonts w:ascii="宋体" w:hAnsi="宋体" w:eastAsia="宋体"/>
+                <w:color w:val="000000"/>
                 <w:sz w:val="21"/>
               </w:rPr>
               <w:t xml:space="preserve">数据接入层</w:t>
@@ -1351,6 +1445,7 @@
             <w:r>
               <w:rPr>
                 <w:rFonts w:ascii="宋体" w:hAnsi="宋体" w:eastAsia="宋体"/>
+                <w:color w:val="000000"/>
                 <w:sz w:val="21"/>
               </w:rPr>
               <w:t xml:space="preserve">官方数据目录、示例数据目录</w:t>
@@ -1367,6 +1462,7 @@
             <w:r>
               <w:rPr>
                 <w:rFonts w:ascii="宋体" w:hAnsi="宋体" w:eastAsia="宋体"/>
+                <w:color w:val="000000"/>
                 <w:sz w:val="21"/>
               </w:rPr>
               <w:t xml:space="preserve">统一轴承实体、通道数据、元数据</w:t>
@@ -1383,6 +1479,7 @@
             <w:r>
               <w:rPr>
                 <w:rFonts w:ascii="宋体" w:hAnsi="宋体" w:eastAsia="宋体"/>
+                <w:color w:val="000000"/>
                 <w:sz w:val="21"/>
               </w:rPr>
               <w:t xml:space="preserve">数据集差异只在 loader 内处理</w:t>
@@ -1401,6 +1498,7 @@
             <w:r>
               <w:rPr>
                 <w:rFonts w:ascii="宋体" w:hAnsi="宋体" w:eastAsia="宋体"/>
+                <w:color w:val="000000"/>
                 <w:sz w:val="21"/>
               </w:rPr>
               <w:t xml:space="preserve">特征标签层</w:t>
@@ -1417,6 +1515,7 @@
             <w:r>
               <w:rPr>
                 <w:rFonts w:ascii="宋体" w:hAnsi="宋体" w:eastAsia="宋体"/>
+                <w:color w:val="000000"/>
                 <w:sz w:val="21"/>
               </w:rPr>
               <w:t xml:space="preserve">振动快照、采样率、寿命终点</w:t>
@@ -1433,6 +1532,7 @@
             <w:r>
               <w:rPr>
                 <w:rFonts w:ascii="宋体" w:hAnsi="宋体" w:eastAsia="宋体"/>
+                <w:color w:val="000000"/>
                 <w:sz w:val="21"/>
               </w:rPr>
               <w:t xml:space="preserve">19 维特征、特征序列、RUL 标签</w:t>
@@ -1449,6 +1549,7 @@
             <w:r>
               <w:rPr>
                 <w:rFonts w:ascii="宋体" w:hAnsi="宋体" w:eastAsia="宋体"/>
+                <w:color w:val="000000"/>
                 <w:sz w:val="21"/>
               </w:rPr>
               <w:t xml:space="preserve">特征有物理含义，标签单位可追溯</w:t>
@@ -1467,6 +1568,7 @@
             <w:r>
               <w:rPr>
                 <w:rFonts w:ascii="宋体" w:hAnsi="宋体" w:eastAsia="宋体"/>
+                <w:color w:val="000000"/>
                 <w:sz w:val="21"/>
               </w:rPr>
               <w:t xml:space="preserve">模型训练层</w:t>
@@ -1483,6 +1585,7 @@
             <w:r>
               <w:rPr>
                 <w:rFonts w:ascii="宋体" w:hAnsi="宋体" w:eastAsia="宋体"/>
+                <w:color w:val="000000"/>
                 <w:sz w:val="21"/>
               </w:rPr>
               <w:t xml:space="preserve">特征序列、标签、训练配置</w:t>
@@ -1499,6 +1602,7 @@
             <w:r>
               <w:rPr>
                 <w:rFonts w:ascii="宋体" w:hAnsi="宋体" w:eastAsia="宋体"/>
+                <w:color w:val="000000"/>
                 <w:sz w:val="21"/>
               </w:rPr>
               <w:t xml:space="preserve">模型参数、history、预测结果</w:t>
@@ -1515,6 +1619,7 @@
             <w:r>
               <w:rPr>
                 <w:rFonts w:ascii="宋体" w:hAnsi="宋体" w:eastAsia="宋体"/>
+                <w:color w:val="000000"/>
                 <w:sz w:val="21"/>
               </w:rPr>
               <w:t xml:space="preserve">训练、测试、记录职责分离</w:t>
@@ -1533,6 +1638,7 @@
             <w:r>
               <w:rPr>
                 <w:rFonts w:ascii="宋体" w:hAnsi="宋体" w:eastAsia="宋体"/>
+                <w:color w:val="000000"/>
                 <w:sz w:val="21"/>
               </w:rPr>
               <w:t xml:space="preserve">评价展示层</w:t>
@@ -1549,6 +1655,7 @@
             <w:r>
               <w:rPr>
                 <w:rFonts w:ascii="宋体" w:hAnsi="宋体" w:eastAsia="宋体"/>
+                <w:color w:val="000000"/>
                 <w:sz w:val="21"/>
               </w:rPr>
               <w:t xml:space="preserve">target、prediction、训练日志</w:t>
@@ -1565,6 +1672,7 @@
             <w:r>
               <w:rPr>
                 <w:rFonts w:ascii="宋体" w:hAnsi="宋体" w:eastAsia="宋体"/>
+                <w:color w:val="000000"/>
                 <w:sz w:val="21"/>
               </w:rPr>
               <w:t xml:space="preserve">指标表、曲线图、notebook、报告</w:t>
@@ -1581,6 +1689,7 @@
             <w:r>
               <w:rPr>
                 <w:rFonts w:ascii="宋体" w:hAnsi="宋体" w:eastAsia="宋体"/>
+                <w:color w:val="000000"/>
                 <w:sz w:val="21"/>
               </w:rPr>
               <w:t xml:space="preserve">指标区分普通误差、论文 score 和方向偏差</w:t>
@@ -1598,6 +1707,7 @@
       <w:r>
         <w:rPr>
           <w:rFonts w:ascii="宋体" w:hAnsi="宋体" w:eastAsia="宋体"/>
+          <w:color w:val="000000"/>
         </w:rPr>
         <w:t xml:space="preserve">这种结构的关键好处是：如果后续增加新数据集，只需要新增 loader；如果增加新模型，只需要遵循训练输入输出约定；如果更新指标，不影响数据和模型代码。</w:t>
       </w:r>
@@ -1612,6 +1722,7 @@
       <w:r>
         <w:rPr>
           <w:rFonts w:ascii="宋体" w:hAnsi="宋体" w:eastAsia="宋体"/>
+          <w:color w:val="000000"/>
         </w:rPr>
         <w:t xml:space="preserve">3. 功能模块设计</w:t>
       </w:r>
@@ -1624,6 +1735,7 @@
       <w:r>
         <w:rPr>
           <w:rFonts w:ascii="宋体" w:hAnsi="宋体" w:eastAsia="宋体"/>
+          <w:color w:val="000000"/>
         </w:rPr>
         <w:t xml:space="preserve">3.1 M1 数据接入与管理模块</w:t>
       </w:r>
@@ -1637,6 +1749,7 @@
       <w:r>
         <w:rPr>
           <w:rFonts w:ascii="宋体" w:hAnsi="宋体" w:eastAsia="宋体"/>
+          <w:color w:val="000000"/>
         </w:rPr>
         <w:t xml:space="preserve">该模块负责将不同数据集目录组织映射为统一实体对象。设计要点如下：</w:t>
       </w:r>
@@ -1654,12 +1767,14 @@
       <w:r>
         <w:rPr>
           <w:rFonts w:ascii="宋体" w:hAnsi="宋体" w:eastAsia="宋体"/>
+          <w:color w:val="000000"/>
         </w:rPr>
         <w:t xml:space="preserve">通过</w:t>
       </w:r>
       <w:r>
         <w:rPr>
           <w:rFonts w:ascii="宋体" w:hAnsi="宋体" w:eastAsia="宋体"/>
+          <w:color w:val="000000"/>
         </w:rPr>
         <w:t xml:space="preserve"> </w:t>
       </w:r>
@@ -1667,18 +1782,21 @@
         <w:rPr>
           <w:rStyle w:val="VerbatimChar"/>
           <w:rFonts w:ascii="宋体" w:hAnsi="宋体" w:eastAsia="宋体"/>
+          <w:color w:val="000000"/>
         </w:rPr>
         <w:t xml:space="preserve">BaseBearingLoader</w:t>
       </w:r>
       <w:r>
         <w:rPr>
           <w:rFonts w:ascii="宋体" w:hAnsi="宋体" w:eastAsia="宋体"/>
+          <w:color w:val="000000"/>
         </w:rPr>
         <w:t xml:space="preserve"> </w:t>
       </w:r>
       <w:r>
         <w:rPr>
           <w:rFonts w:ascii="宋体" w:hAnsi="宋体" w:eastAsia="宋体"/>
+          <w:color w:val="000000"/>
         </w:rPr>
         <w:t xml:space="preserve">定义统一接口。</w:t>
       </w:r>
@@ -1696,6 +1814,7 @@
       <w:r>
         <w:rPr>
           <w:rFonts w:ascii="宋体" w:hAnsi="宋体" w:eastAsia="宋体"/>
+          <w:color w:val="000000"/>
         </w:rPr>
         <w:t xml:space="preserve">具体 loader 负责识别目录、解析文件和补充元数据。</w:t>
       </w:r>
@@ -1714,18 +1833,21 @@
         <w:rPr>
           <w:rStyle w:val="VerbatimChar"/>
           <w:rFonts w:ascii="宋体" w:hAnsi="宋体" w:eastAsia="宋体"/>
+          <w:color w:val="000000"/>
         </w:rPr>
         <w:t xml:space="preserve">BearingEntity</w:t>
       </w:r>
       <w:r>
         <w:rPr>
           <w:rFonts w:ascii="宋体" w:hAnsi="宋体" w:eastAsia="宋体"/>
+          <w:color w:val="000000"/>
         </w:rPr>
         <w:t xml:space="preserve"> </w:t>
       </w:r>
       <w:r>
         <w:rPr>
           <w:rFonts w:ascii="宋体" w:hAnsi="宋体" w:eastAsia="宋体"/>
+          <w:color w:val="000000"/>
         </w:rPr>
         <w:t xml:space="preserve">作为统一的数据实体，保存样本、采样率、通道和元信息。</w:t>
       </w:r>
@@ -1739,6 +1861,7 @@
       <w:r>
         <w:rPr>
           <w:rFonts w:ascii="宋体" w:hAnsi="宋体" w:eastAsia="宋体"/>
+          <w:color w:val="000000"/>
         </w:rPr>
         <w:t xml:space="preserve">3.2 M2 预处理与特征工程模块</w:t>
       </w:r>
@@ -1752,6 +1875,7 @@
       <w:r>
         <w:rPr>
           <w:rFonts w:ascii="宋体" w:hAnsi="宋体" w:eastAsia="宋体"/>
+          <w:color w:val="000000"/>
         </w:rPr>
         <w:t xml:space="preserve">该模块负责将原始信号转换为可训练输入。设计要点如下：</w:t>
       </w:r>
@@ -1769,6 +1893,7 @@
       <w:r>
         <w:rPr>
           <w:rFonts w:ascii="宋体" w:hAnsi="宋体" w:eastAsia="宋体"/>
+          <w:color w:val="000000"/>
         </w:rPr>
         <w:t xml:space="preserve">使用滑动窗口将长序列切分为样本窗口。</w:t>
       </w:r>
@@ -1786,6 +1911,7 @@
       <w:r>
         <w:rPr>
           <w:rFonts w:ascii="宋体" w:hAnsi="宋体" w:eastAsia="宋体"/>
+          <w:color w:val="000000"/>
         </w:rPr>
         <w:t xml:space="preserve">支持归一化、标准化等基础变换。</w:t>
       </w:r>
@@ -1803,6 +1929,7 @@
       <w:r>
         <w:rPr>
           <w:rFonts w:ascii="宋体" w:hAnsi="宋体" w:eastAsia="宋体"/>
+          <w:color w:val="000000"/>
         </w:rPr>
         <w:t xml:space="preserve">支持时域和频域特征提取。</w:t>
       </w:r>
@@ -1820,6 +1947,7 @@
       <w:r>
         <w:rPr>
           <w:rFonts w:ascii="宋体" w:hAnsi="宋体" w:eastAsia="宋体"/>
+          <w:color w:val="000000"/>
         </w:rPr>
         <w:t xml:space="preserve">预处理管道可按步骤组合，避免固定死流程。</w:t>
       </w:r>
@@ -1833,6 +1961,7 @@
       <w:r>
         <w:rPr>
           <w:rFonts w:ascii="宋体" w:hAnsi="宋体" w:eastAsia="宋体"/>
+          <w:color w:val="000000"/>
         </w:rPr>
         <w:t xml:space="preserve">3.3 M3 退化阶段划分与标签构造模块</w:t>
       </w:r>
@@ -1846,6 +1975,7 @@
       <w:r>
         <w:rPr>
           <w:rFonts w:ascii="宋体" w:hAnsi="宋体" w:eastAsia="宋体"/>
+          <w:color w:val="000000"/>
         </w:rPr>
         <w:t xml:space="preserve">该模块负责为不同任务生成目标值。设计要点如下：</w:t>
       </w:r>
@@ -1863,6 +1993,7 @@
       <w:r>
         <w:rPr>
           <w:rFonts w:ascii="宋体" w:hAnsi="宋体" w:eastAsia="宋体"/>
+          <w:color w:val="000000"/>
         </w:rPr>
         <w:t xml:space="preserve">RUL 标签构造面向回归任务。</w:t>
       </w:r>
@@ -1880,6 +2011,7 @@
       <w:r>
         <w:rPr>
           <w:rFonts w:ascii="宋体" w:hAnsi="宋体" w:eastAsia="宋体"/>
+          <w:color w:val="000000"/>
         </w:rPr>
         <w:t xml:space="preserve">3sigma 和 FPT 面向退化阶段辅助分析任务。</w:t>
       </w:r>
@@ -1897,6 +2029,7 @@
       <w:r>
         <w:rPr>
           <w:rFonts w:ascii="宋体" w:hAnsi="宋体" w:eastAsia="宋体"/>
+          <w:color w:val="000000"/>
         </w:rPr>
         <w:t xml:space="preserve">健康指标序列构造面向滚动预测任务。</w:t>
       </w:r>
@@ -1910,6 +2043,7 @@
       <w:r>
         <w:rPr>
           <w:rFonts w:ascii="宋体" w:hAnsi="宋体" w:eastAsia="宋体"/>
+          <w:color w:val="000000"/>
         </w:rPr>
         <w:t xml:space="preserve">3.4 M4 模型训练与预测模块</w:t>
       </w:r>
@@ -1923,6 +2057,7 @@
       <w:r>
         <w:rPr>
           <w:rFonts w:ascii="宋体" w:hAnsi="宋体" w:eastAsia="宋体"/>
+          <w:color w:val="000000"/>
         </w:rPr>
         <w:t xml:space="preserve">该模块是系统核心。设计要点如下：</w:t>
       </w:r>
@@ -1940,6 +2075,7 @@
       <w:r>
         <w:rPr>
           <w:rFonts w:ascii="宋体" w:hAnsi="宋体" w:eastAsia="宋体"/>
+          <w:color w:val="000000"/>
         </w:rPr>
         <w:t xml:space="preserve">模型统一继承基础接口，暴露输入输出维度和监控状态。</w:t>
       </w:r>
@@ -1957,6 +2093,7 @@
       <w:r>
         <w:rPr>
           <w:rFonts w:ascii="宋体" w:hAnsi="宋体" w:eastAsia="宋体"/>
+          <w:color w:val="000000"/>
         </w:rPr>
         <w:t xml:space="preserve">训练器负责批量训练、验证和回调触发。</w:t>
       </w:r>
@@ -1974,6 +2111,7 @@
       <w:r>
         <w:rPr>
           <w:rFonts w:ascii="宋体" w:hAnsi="宋体" w:eastAsia="宋体"/>
+          <w:color w:val="000000"/>
         </w:rPr>
         <w:t xml:space="preserve">预测器负责直接预测、滚动预测和不确定性估计。</w:t>
       </w:r>
@@ -1987,6 +2125,7 @@
       <w:r>
         <w:rPr>
           <w:rFonts w:ascii="宋体" w:hAnsi="宋体" w:eastAsia="宋体"/>
+          <w:color w:val="000000"/>
         </w:rPr>
         <w:t xml:space="preserve">3.5 M5 评估、可视化与实验管理模块</w:t>
       </w:r>
@@ -2004,6 +2143,7 @@
       <w:r>
         <w:rPr>
           <w:rFonts w:ascii="宋体" w:hAnsi="宋体" w:eastAsia="宋体"/>
+          <w:color w:val="000000"/>
         </w:rPr>
         <w:t xml:space="preserve">评估器聚合多个指标。</w:t>
       </w:r>
@@ -2021,6 +2161,7 @@
       <w:r>
         <w:rPr>
           <w:rFonts w:ascii="宋体" w:hAnsi="宋体" w:eastAsia="宋体"/>
+          <w:color w:val="000000"/>
         </w:rPr>
         <w:t xml:space="preserve">可视化模块输出图表。</w:t>
       </w:r>
@@ -2038,6 +2179,7 @@
       <w:r>
         <w:rPr>
           <w:rFonts w:ascii="宋体" w:hAnsi="宋体" w:eastAsia="宋体"/>
+          <w:color w:val="000000"/>
         </w:rPr>
         <w:t xml:space="preserve">实验管理模块统一记录配置、历史、日志、模型和结果。</w:t>
       </w:r>
@@ -2052,6 +2194,7 @@
       <w:r>
         <w:rPr>
           <w:rFonts w:ascii="宋体" w:hAnsi="宋体" w:eastAsia="宋体"/>
+          <w:color w:val="000000"/>
         </w:rPr>
         <w:t xml:space="preserve">4. 数据流设计</w:t>
       </w:r>
@@ -2065,6 +2208,7 @@
       <w:r>
         <w:rPr>
           <w:rFonts w:ascii="宋体" w:hAnsi="宋体" w:eastAsia="宋体"/>
+          <w:color w:val="000000"/>
         </w:rPr>
         <w:t xml:space="preserve">系统数据流从原始数据到最终产物依次经过以下阶段：</w:t>
       </w:r>
@@ -2077,12 +2221,14 @@
         <w:rPr>
           <w:rStyle w:val="VerbatimChar"/>
           <w:rFonts w:ascii="宋体" w:hAnsi="宋体" w:eastAsia="宋体"/>
+          <w:color w:val="000000"/>
         </w:rPr>
         <w:t xml:space="preserve">原始数据文件</w:t>
       </w:r>
       <w:r>
         <w:rPr>
           <w:rFonts w:ascii="宋体" w:hAnsi="宋体" w:eastAsia="宋体"/>
+          <w:color w:val="000000"/>
         </w:rPr>
         <w:br/>
       </w:r>
@@ -2090,12 +2236,14 @@
         <w:rPr>
           <w:rStyle w:val="VerbatimChar"/>
           <w:rFonts w:ascii="宋体" w:hAnsi="宋体" w:eastAsia="宋体"/>
+          <w:color w:val="000000"/>
         </w:rPr>
         <w:t xml:space="preserve">  ↓</w:t>
       </w:r>
       <w:r>
         <w:rPr>
           <w:rFonts w:ascii="宋体" w:hAnsi="宋体" w:eastAsia="宋体"/>
+          <w:color w:val="000000"/>
         </w:rPr>
         <w:br/>
       </w:r>
@@ -2103,12 +2251,14 @@
         <w:rPr>
           <w:rStyle w:val="VerbatimChar"/>
           <w:rFonts w:ascii="宋体" w:hAnsi="宋体" w:eastAsia="宋体"/>
+          <w:color w:val="000000"/>
         </w:rPr>
         <w:t xml:space="preserve">BearingEntity</w:t>
       </w:r>
       <w:r>
         <w:rPr>
           <w:rFonts w:ascii="宋体" w:hAnsi="宋体" w:eastAsia="宋体"/>
+          <w:color w:val="000000"/>
         </w:rPr>
         <w:br/>
       </w:r>
@@ -2116,12 +2266,14 @@
         <w:rPr>
           <w:rStyle w:val="VerbatimChar"/>
           <w:rFonts w:ascii="宋体" w:hAnsi="宋体" w:eastAsia="宋体"/>
+          <w:color w:val="000000"/>
         </w:rPr>
         <w:t xml:space="preserve">  ↓</w:t>
       </w:r>
       <w:r>
         <w:rPr>
           <w:rFonts w:ascii="宋体" w:hAnsi="宋体" w:eastAsia="宋体"/>
+          <w:color w:val="000000"/>
         </w:rPr>
         <w:br/>
       </w:r>
@@ -2129,12 +2281,14 @@
         <w:rPr>
           <w:rStyle w:val="VerbatimChar"/>
           <w:rFonts w:ascii="宋体" w:hAnsi="宋体" w:eastAsia="宋体"/>
+          <w:color w:val="000000"/>
         </w:rPr>
         <w:t xml:space="preserve">预处理 / 特征提取</w:t>
       </w:r>
       <w:r>
         <w:rPr>
           <w:rFonts w:ascii="宋体" w:hAnsi="宋体" w:eastAsia="宋体"/>
+          <w:color w:val="000000"/>
         </w:rPr>
         <w:br/>
       </w:r>
@@ -2142,12 +2296,14 @@
         <w:rPr>
           <w:rStyle w:val="VerbatimChar"/>
           <w:rFonts w:ascii="宋体" w:hAnsi="宋体" w:eastAsia="宋体"/>
+          <w:color w:val="000000"/>
         </w:rPr>
         <w:t xml:space="preserve">  ↓</w:t>
       </w:r>
       <w:r>
         <w:rPr>
           <w:rFonts w:ascii="宋体" w:hAnsi="宋体" w:eastAsia="宋体"/>
+          <w:color w:val="000000"/>
         </w:rPr>
         <w:br/>
       </w:r>
@@ -2155,12 +2311,14 @@
         <w:rPr>
           <w:rStyle w:val="VerbatimChar"/>
           <w:rFonts w:ascii="宋体" w:hAnsi="宋体" w:eastAsia="宋体"/>
+          <w:color w:val="000000"/>
         </w:rPr>
         <w:t xml:space="preserve">BearingWindowDataset</w:t>
       </w:r>
       <w:r>
         <w:rPr>
           <w:rFonts w:ascii="宋体" w:hAnsi="宋体" w:eastAsia="宋体"/>
+          <w:color w:val="000000"/>
         </w:rPr>
         <w:br/>
       </w:r>
@@ -2168,12 +2326,14 @@
         <w:rPr>
           <w:rStyle w:val="VerbatimChar"/>
           <w:rFonts w:ascii="宋体" w:hAnsi="宋体" w:eastAsia="宋体"/>
+          <w:color w:val="000000"/>
         </w:rPr>
         <w:t xml:space="preserve">  ↓</w:t>
       </w:r>
       <w:r>
         <w:rPr>
           <w:rFonts w:ascii="宋体" w:hAnsi="宋体" w:eastAsia="宋体"/>
+          <w:color w:val="000000"/>
         </w:rPr>
         <w:br/>
       </w:r>
@@ -2181,12 +2341,14 @@
         <w:rPr>
           <w:rStyle w:val="VerbatimChar"/>
           <w:rFonts w:ascii="宋体" w:hAnsi="宋体" w:eastAsia="宋体"/>
+          <w:color w:val="000000"/>
         </w:rPr>
         <w:t xml:space="preserve">训练 / 预测</w:t>
       </w:r>
       <w:r>
         <w:rPr>
           <w:rFonts w:ascii="宋体" w:hAnsi="宋体" w:eastAsia="宋体"/>
+          <w:color w:val="000000"/>
         </w:rPr>
         <w:br/>
       </w:r>
@@ -2194,12 +2356,14 @@
         <w:rPr>
           <w:rStyle w:val="VerbatimChar"/>
           <w:rFonts w:ascii="宋体" w:hAnsi="宋体" w:eastAsia="宋体"/>
+          <w:color w:val="000000"/>
         </w:rPr>
         <w:t xml:space="preserve">  ↓</w:t>
       </w:r>
       <w:r>
         <w:rPr>
           <w:rFonts w:ascii="宋体" w:hAnsi="宋体" w:eastAsia="宋体"/>
+          <w:color w:val="000000"/>
         </w:rPr>
         <w:br/>
       </w:r>
@@ -2207,12 +2371,14 @@
         <w:rPr>
           <w:rStyle w:val="VerbatimChar"/>
           <w:rFonts w:ascii="宋体" w:hAnsi="宋体" w:eastAsia="宋体"/>
+          <w:color w:val="000000"/>
         </w:rPr>
         <w:t xml:space="preserve">预测结果与指标</w:t>
       </w:r>
       <w:r>
         <w:rPr>
           <w:rFonts w:ascii="宋体" w:hAnsi="宋体" w:eastAsia="宋体"/>
+          <w:color w:val="000000"/>
         </w:rPr>
         <w:br/>
       </w:r>
@@ -2220,12 +2386,14 @@
         <w:rPr>
           <w:rStyle w:val="VerbatimChar"/>
           <w:rFonts w:ascii="宋体" w:hAnsi="宋体" w:eastAsia="宋体"/>
+          <w:color w:val="000000"/>
         </w:rPr>
         <w:t xml:space="preserve">  ↓</w:t>
       </w:r>
       <w:r>
         <w:rPr>
           <w:rFonts w:ascii="宋体" w:hAnsi="宋体" w:eastAsia="宋体"/>
+          <w:color w:val="000000"/>
         </w:rPr>
         <w:br/>
       </w:r>
@@ -2233,6 +2401,7 @@
         <w:rPr>
           <w:rStyle w:val="VerbatimChar"/>
           <w:rFonts w:ascii="宋体" w:hAnsi="宋体" w:eastAsia="宋体"/>
+          <w:color w:val="000000"/>
         </w:rPr>
         <w:t xml:space="preserve">图表、日志、配置、检查点</w:t>
       </w:r>
@@ -2246,30 +2415,35 @@
       <w:r>
         <w:rPr>
           <w:rFonts w:ascii="宋体" w:hAnsi="宋体" w:eastAsia="宋体"/>
+          <w:color w:val="000000"/>
         </w:rPr>
         <w:t xml:space="preserve">设计上要求每一步都能被导出或检查，避免出现</w:t>
       </w:r>
       <w:r>
         <w:rPr>
           <w:rFonts w:ascii="宋体" w:hAnsi="宋体" w:eastAsia="宋体"/>
+          <w:color w:val="000000"/>
         </w:rPr>
         <w:t xml:space="preserve">“</w:t>
       </w:r>
       <w:r>
         <w:rPr>
           <w:rFonts w:ascii="宋体" w:hAnsi="宋体" w:eastAsia="宋体"/>
+          <w:color w:val="000000"/>
         </w:rPr>
         <w:t xml:space="preserve">中间状态不可见</w:t>
       </w:r>
       <w:r>
         <w:rPr>
           <w:rFonts w:ascii="宋体" w:hAnsi="宋体" w:eastAsia="宋体"/>
+          <w:color w:val="000000"/>
         </w:rPr>
         <w:t xml:space="preserve">”</w:t>
       </w:r>
       <w:r>
         <w:rPr>
           <w:rFonts w:ascii="宋体" w:hAnsi="宋体" w:eastAsia="宋体"/>
+          <w:color w:val="000000"/>
         </w:rPr>
         <w:t xml:space="preserve">的问题。</w:t>
       </w:r>
@@ -2283,6 +2457,7 @@
       <w:r>
         <w:rPr>
           <w:rFonts w:ascii="宋体" w:hAnsi="宋体" w:eastAsia="宋体"/>
+          <w:color w:val="000000"/>
         </w:rPr>
         <w:t xml:space="preserve">5. 数据库与数据文件设计</w:t>
       </w:r>
@@ -2296,6 +2471,7 @@
       <w:r>
         <w:rPr>
           <w:rFonts w:ascii="宋体" w:hAnsi="宋体" w:eastAsia="宋体"/>
+          <w:color w:val="000000"/>
         </w:rPr>
         <w:t xml:space="preserve">项目不引入关系型数据库，主要使用目录式文件组织。</w:t>
       </w:r>
@@ -2330,6 +2506,7 @@
               <w:rPr>
                 <w:rFonts w:ascii="宋体" w:hAnsi="宋体" w:eastAsia="宋体"/>
                 <w:b/>
+                <w:color w:val="000000"/>
                 <w:sz w:val="21"/>
               </w:rPr>
               <w:t xml:space="preserve">类型</w:t>
@@ -2350,6 +2527,7 @@
               <w:rPr>
                 <w:rFonts w:ascii="宋体" w:hAnsi="宋体" w:eastAsia="宋体"/>
                 <w:b/>
+                <w:color w:val="000000"/>
                 <w:sz w:val="21"/>
               </w:rPr>
               <w:t xml:space="preserve">说明</w:t>
@@ -2370,6 +2548,7 @@
               <w:rPr>
                 <w:rFonts w:ascii="宋体" w:hAnsi="宋体" w:eastAsia="宋体"/>
                 <w:b/>
+                <w:color w:val="000000"/>
                 <w:sz w:val="21"/>
               </w:rPr>
               <w:t xml:space="preserve">典型格式</w:t>
@@ -2388,6 +2567,7 @@
             <w:r>
               <w:rPr>
                 <w:rFonts w:ascii="宋体" w:hAnsi="宋体" w:eastAsia="宋体"/>
+                <w:color w:val="000000"/>
                 <w:sz w:val="21"/>
               </w:rPr>
               <w:t xml:space="preserve">原始数据</w:t>
@@ -2404,6 +2584,7 @@
             <w:r>
               <w:rPr>
                 <w:rFonts w:ascii="宋体" w:hAnsi="宋体" w:eastAsia="宋体"/>
+                <w:color w:val="000000"/>
                 <w:sz w:val="21"/>
               </w:rPr>
               <w:t xml:space="preserve">官方数据集压缩包或解压目录</w:t>
@@ -2420,6 +2601,7 @@
             <w:r>
               <w:rPr>
                 <w:rFonts w:ascii="宋体" w:hAnsi="宋体" w:eastAsia="宋体"/>
+                <w:color w:val="000000"/>
                 <w:sz w:val="21"/>
               </w:rPr>
               <w:t xml:space="preserve">zip、rar、csv</w:t>
@@ -2438,6 +2620,7 @@
             <w:r>
               <w:rPr>
                 <w:rFonts w:ascii="宋体" w:hAnsi="宋体" w:eastAsia="宋体"/>
+                <w:color w:val="000000"/>
                 <w:sz w:val="21"/>
               </w:rPr>
               <w:t xml:space="preserve">中间数据</w:t>
@@ -2454,6 +2637,7 @@
             <w:r>
               <w:rPr>
                 <w:rFonts w:ascii="宋体" w:hAnsi="宋体" w:eastAsia="宋体"/>
+                <w:color w:val="000000"/>
                 <w:sz w:val="21"/>
               </w:rPr>
               <w:t xml:space="preserve">标签化数据集、缓存特征</w:t>
@@ -2470,6 +2654,7 @@
             <w:r>
               <w:rPr>
                 <w:rFonts w:ascii="宋体" w:hAnsi="宋体" w:eastAsia="宋体"/>
+                <w:color w:val="000000"/>
                 <w:sz w:val="21"/>
               </w:rPr>
               <w:t xml:space="preserve">csv、pkl</w:t>
@@ -2488,6 +2673,7 @@
             <w:r>
               <w:rPr>
                 <w:rFonts w:ascii="宋体" w:hAnsi="宋体" w:eastAsia="宋体"/>
+                <w:color w:val="000000"/>
                 <w:sz w:val="21"/>
               </w:rPr>
               <w:t xml:space="preserve">训练产物</w:t>
@@ -2504,6 +2690,7 @@
             <w:r>
               <w:rPr>
                 <w:rFonts w:ascii="宋体" w:hAnsi="宋体" w:eastAsia="宋体"/>
+                <w:color w:val="000000"/>
                 <w:sz w:val="21"/>
               </w:rPr>
               <w:t xml:space="preserve">模型检查点、历史记录、配置</w:t>
@@ -2520,6 +2707,7 @@
             <w:r>
               <w:rPr>
                 <w:rFonts w:ascii="宋体" w:hAnsi="宋体" w:eastAsia="宋体"/>
+                <w:color w:val="000000"/>
                 <w:sz w:val="21"/>
               </w:rPr>
               <w:t xml:space="preserve">pt、json、yaml、csv</w:t>
@@ -2538,6 +2726,7 @@
             <w:r>
               <w:rPr>
                 <w:rFonts w:ascii="宋体" w:hAnsi="宋体" w:eastAsia="宋体"/>
+                <w:color w:val="000000"/>
                 <w:sz w:val="21"/>
               </w:rPr>
               <w:t xml:space="preserve">结果图表</w:t>
@@ -2554,6 +2743,7 @@
             <w:r>
               <w:rPr>
                 <w:rFonts w:ascii="宋体" w:hAnsi="宋体" w:eastAsia="宋体"/>
+                <w:color w:val="000000"/>
                 <w:sz w:val="21"/>
               </w:rPr>
               <w:t xml:space="preserve">曲线图、热图、误差分布图</w:t>
@@ -2570,6 +2760,7 @@
             <w:r>
               <w:rPr>
                 <w:rFonts w:ascii="宋体" w:hAnsi="宋体" w:eastAsia="宋体"/>
+                <w:color w:val="000000"/>
                 <w:sz w:val="21"/>
               </w:rPr>
               <w:t xml:space="preserve">png</w:t>
@@ -2587,6 +2778,7 @@
       <w:r>
         <w:rPr>
           <w:rFonts w:ascii="宋体" w:hAnsi="宋体" w:eastAsia="宋体"/>
+          <w:color w:val="000000"/>
         </w:rPr>
         <w:t xml:space="preserve">这种设计便于课程项目交付，也降低了数据库维护成本。</w:t>
       </w:r>
@@ -2600,6 +2792,7 @@
       <w:r>
         <w:rPr>
           <w:rFonts w:ascii="宋体" w:hAnsi="宋体" w:eastAsia="宋体"/>
+          <w:color w:val="000000"/>
         </w:rPr>
         <w:t xml:space="preserve">6. 核心算法设计</w:t>
       </w:r>
@@ -2612,6 +2805,7 @@
       <w:r>
         <w:rPr>
           <w:rFonts w:ascii="宋体" w:hAnsi="宋体" w:eastAsia="宋体"/>
+          <w:color w:val="000000"/>
         </w:rPr>
         <w:t xml:space="preserve">6.1 预处理算法</w:t>
       </w:r>
@@ -2629,6 +2823,7 @@
       <w:r>
         <w:rPr>
           <w:rFonts w:ascii="宋体" w:hAnsi="宋体" w:eastAsia="宋体"/>
+          <w:color w:val="000000"/>
         </w:rPr>
         <w:t xml:space="preserve">滑动窗口：按照窗口长度和步长切分序列。</w:t>
       </w:r>
@@ -2646,6 +2841,7 @@
       <w:r>
         <w:rPr>
           <w:rFonts w:ascii="宋体" w:hAnsi="宋体" w:eastAsia="宋体"/>
+          <w:color w:val="000000"/>
         </w:rPr>
         <w:t xml:space="preserve">归一化：在窗口级或样本级进行缩放。</w:t>
       </w:r>
@@ -2663,6 +2859,7 @@
       <w:r>
         <w:rPr>
           <w:rFonts w:ascii="宋体" w:hAnsi="宋体" w:eastAsia="宋体"/>
+          <w:color w:val="000000"/>
         </w:rPr>
         <w:t xml:space="preserve">频域分析：对窗口做 FFT 并提取主频和能量。</w:t>
       </w:r>
@@ -2676,6 +2873,7 @@
       <w:r>
         <w:rPr>
           <w:rFonts w:ascii="宋体" w:hAnsi="宋体" w:eastAsia="宋体"/>
+          <w:color w:val="000000"/>
         </w:rPr>
         <w:t xml:space="preserve">6.2 退化阶段划分算法</w:t>
       </w:r>
@@ -2693,6 +2891,7 @@
       <w:r>
         <w:rPr>
           <w:rFonts w:ascii="宋体" w:hAnsi="宋体" w:eastAsia="宋体"/>
+          <w:color w:val="000000"/>
         </w:rPr>
         <w:t xml:space="preserve">3sigma：基于健康指标偏离基线的统计阈值定义阶段。</w:t>
       </w:r>
@@ -2710,6 +2909,7 @@
       <w:r>
         <w:rPr>
           <w:rFonts w:ascii="宋体" w:hAnsi="宋体" w:eastAsia="宋体"/>
+          <w:color w:val="000000"/>
         </w:rPr>
         <w:t xml:space="preserve">FPT：识别首次稳定偏离健康状态的时刻，作为可预测点。</w:t>
       </w:r>
@@ -2723,6 +2923,7 @@
       <w:r>
         <w:rPr>
           <w:rFonts w:ascii="宋体" w:hAnsi="宋体" w:eastAsia="宋体"/>
+          <w:color w:val="000000"/>
         </w:rPr>
         <w:t xml:space="preserve">6.3 预测算法</w:t>
       </w:r>
@@ -2740,6 +2941,7 @@
       <w:r>
         <w:rPr>
           <w:rFonts w:ascii="宋体" w:hAnsi="宋体" w:eastAsia="宋体"/>
+          <w:color w:val="000000"/>
         </w:rPr>
         <w:t xml:space="preserve">CNN：提取局部退化模式。</w:t>
       </w:r>
@@ -2757,6 +2959,7 @@
       <w:r>
         <w:rPr>
           <w:rFonts w:ascii="宋体" w:hAnsi="宋体" w:eastAsia="宋体"/>
+          <w:color w:val="000000"/>
         </w:rPr>
         <w:t xml:space="preserve">RNN：建模时间依赖关系。</w:t>
       </w:r>
@@ -2774,6 +2977,7 @@
       <w:r>
         <w:rPr>
           <w:rFonts w:ascii="宋体" w:hAnsi="宋体" w:eastAsia="宋体"/>
+          <w:color w:val="000000"/>
         </w:rPr>
         <w:t xml:space="preserve">Transformer：通过注意力建模中长序列关系。</w:t>
       </w:r>
@@ -2791,6 +2995,7 @@
       <w:r>
         <w:rPr>
           <w:rFonts w:ascii="宋体" w:hAnsi="宋体" w:eastAsia="宋体"/>
+          <w:color w:val="000000"/>
         </w:rPr>
         <w:t xml:space="preserve">Monte Carlo Dropout：多次采样获得均值和方差。</w:t>
       </w:r>
@@ -2804,6 +3009,7 @@
       <w:r>
         <w:rPr>
           <w:rFonts w:ascii="宋体" w:hAnsi="宋体" w:eastAsia="宋体"/>
+          <w:color w:val="000000"/>
         </w:rPr>
         <w:t xml:space="preserve">6.4 特征序列与 RUL 标签设计</w:t>
       </w:r>
@@ -2817,6 +3023,7 @@
       <w:r>
         <w:rPr>
           <w:rFonts w:ascii="宋体" w:hAnsi="宋体" w:eastAsia="宋体"/>
+          <w:color w:val="000000"/>
         </w:rPr>
         <w:t xml:space="preserve">特征序列构造流程如下：</w:t>
       </w:r>
@@ -2834,6 +3041,7 @@
       <w:r>
         <w:rPr>
           <w:rFonts w:ascii="宋体" w:hAnsi="宋体" w:eastAsia="宋体"/>
+          <w:color w:val="000000"/>
         </w:rPr>
         <w:t xml:space="preserve">按轴承编号读取原始快照，并保持时间顺序。</w:t>
       </w:r>
@@ -2851,6 +3059,7 @@
       <w:r>
         <w:rPr>
           <w:rFonts w:ascii="宋体" w:hAnsi="宋体" w:eastAsia="宋体"/>
+          <w:color w:val="000000"/>
         </w:rPr>
         <w:t xml:space="preserve">对每个快照提取时域和频域统计特征，形成 feature vector。</w:t>
       </w:r>
@@ -2868,6 +3077,7 @@
       <w:r>
         <w:rPr>
           <w:rFonts w:ascii="宋体" w:hAnsi="宋体" w:eastAsia="宋体"/>
+          <w:color w:val="000000"/>
         </w:rPr>
         <w:t xml:space="preserve">使用固定长度窗口将连续 feature vector 组织为 feature sequence。</w:t>
       </w:r>
@@ -2885,6 +3095,7 @@
       <w:r>
         <w:rPr>
           <w:rFonts w:ascii="宋体" w:hAnsi="宋体" w:eastAsia="宋体"/>
+          <w:color w:val="000000"/>
         </w:rPr>
         <w:t xml:space="preserve">根据当前窗口末端到寿命终点的距离生成 RUL 标签。</w:t>
       </w:r>
@@ -2902,12 +3113,14 @@
       <w:r>
         <w:rPr>
           <w:rFonts w:ascii="宋体" w:hAnsi="宋体" w:eastAsia="宋体"/>
+          <w:color w:val="000000"/>
         </w:rPr>
         <w:t xml:space="preserve">将</w:t>
       </w:r>
       <w:r>
         <w:rPr>
           <w:rFonts w:ascii="宋体" w:hAnsi="宋体" w:eastAsia="宋体"/>
+          <w:color w:val="000000"/>
         </w:rPr>
         <w:t xml:space="preserve"> </w:t>
       </w:r>
@@ -2915,18 +3128,21 @@
         <w:rPr>
           <w:rStyle w:val="VerbatimChar"/>
           <w:rFonts w:ascii="宋体" w:hAnsi="宋体" w:eastAsia="宋体"/>
+          <w:color w:val="000000"/>
         </w:rPr>
         <w:t xml:space="preserve">(feature_sequence, rul_target, metadata)</w:t>
       </w:r>
       <w:r>
         <w:rPr>
           <w:rFonts w:ascii="宋体" w:hAnsi="宋体" w:eastAsia="宋体"/>
+          <w:color w:val="000000"/>
         </w:rPr>
         <w:t xml:space="preserve"> </w:t>
       </w:r>
       <w:r>
         <w:rPr>
           <w:rFonts w:ascii="宋体" w:hAnsi="宋体" w:eastAsia="宋体"/>
+          <w:color w:val="000000"/>
         </w:rPr>
         <w:t xml:space="preserve">交给模型训练模块。</w:t>
       </w:r>
@@ -2940,6 +3156,7 @@
       <w:r>
         <w:rPr>
           <w:rFonts w:ascii="宋体" w:hAnsi="宋体" w:eastAsia="宋体"/>
+          <w:color w:val="000000"/>
         </w:rPr>
         <w:t xml:space="preserve">该设计避免了两个常见问题：一是把相邻时间点随机打乱导致数据泄漏；二是只使用单个快照导致模型看不到退化趋势。对于 XJTU-SY 和 PHM2012，loader 可以分别解释时间单位，但训练模块只依赖统一的序列张量和 RUL 标签。</w:t>
       </w:r>
@@ -2954,6 +3171,7 @@
       <w:r>
         <w:rPr>
           <w:rFonts w:ascii="宋体" w:hAnsi="宋体" w:eastAsia="宋体"/>
+          <w:color w:val="000000"/>
         </w:rPr>
         <w:t xml:space="preserve">7. 接口设计</w:t>
       </w:r>
@@ -2966,6 +3184,7 @@
       <w:r>
         <w:rPr>
           <w:rFonts w:ascii="宋体" w:hAnsi="宋体" w:eastAsia="宋体"/>
+          <w:color w:val="000000"/>
         </w:rPr>
         <w:t xml:space="preserve">7.1 数据接口</w:t>
       </w:r>
@@ -2983,6 +3202,7 @@
       <w:r>
         <w:rPr>
           <w:rFonts w:ascii="宋体" w:hAnsi="宋体" w:eastAsia="宋体"/>
+          <w:color w:val="000000"/>
         </w:rPr>
         <w:t xml:space="preserve">loader 接口：</w:t>
       </w:r>
@@ -2990,12 +3210,14 @@
         <w:rPr>
           <w:rStyle w:val="VerbatimChar"/>
           <w:rFonts w:ascii="宋体" w:hAnsi="宋体" w:eastAsia="宋体"/>
+          <w:color w:val="000000"/>
         </w:rPr>
         <w:t xml:space="preserve">list_entities()</w:t>
       </w:r>
       <w:r>
         <w:rPr>
           <w:rFonts w:ascii="宋体" w:hAnsi="宋体" w:eastAsia="宋体"/>
+          <w:color w:val="000000"/>
         </w:rPr>
         <w:t xml:space="preserve">、</w:t>
       </w:r>
@@ -3003,6 +3225,7 @@
         <w:rPr>
           <w:rStyle w:val="VerbatimChar"/>
           <w:rFonts w:ascii="宋体" w:hAnsi="宋体" w:eastAsia="宋体"/>
+          <w:color w:val="000000"/>
         </w:rPr>
         <w:t xml:space="preserve">load_entity(entity_id)</w:t>
       </w:r>
@@ -3020,6 +3243,7 @@
       <w:r>
         <w:rPr>
           <w:rFonts w:ascii="宋体" w:hAnsi="宋体" w:eastAsia="宋体"/>
+          <w:color w:val="000000"/>
         </w:rPr>
         <w:t xml:space="preserve">dataset 接口：</w:t>
       </w:r>
@@ -3027,12 +3251,14 @@
         <w:rPr>
           <w:rStyle w:val="VerbatimChar"/>
           <w:rFonts w:ascii="宋体" w:hAnsi="宋体" w:eastAsia="宋体"/>
+          <w:color w:val="000000"/>
         </w:rPr>
         <w:t xml:space="preserve">split_by_ratio()</w:t>
       </w:r>
       <w:r>
         <w:rPr>
           <w:rFonts w:ascii="宋体" w:hAnsi="宋体" w:eastAsia="宋体"/>
+          <w:color w:val="000000"/>
         </w:rPr>
         <w:t xml:space="preserve">、</w:t>
       </w:r>
@@ -3040,6 +3266,7 @@
         <w:rPr>
           <w:rStyle w:val="VerbatimChar"/>
           <w:rFonts w:ascii="宋体" w:hAnsi="宋体" w:eastAsia="宋体"/>
+          <w:color w:val="000000"/>
         </w:rPr>
         <w:t xml:space="preserve">export()</w:t>
       </w:r>
@@ -3053,6 +3280,7 @@
       <w:r>
         <w:rPr>
           <w:rFonts w:ascii="宋体" w:hAnsi="宋体" w:eastAsia="宋体"/>
+          <w:color w:val="000000"/>
         </w:rPr>
         <w:t xml:space="preserve">7.2 训练接口</w:t>
       </w:r>
@@ -3070,6 +3298,7 @@
       <w:r>
         <w:rPr>
           <w:rFonts w:ascii="宋体" w:hAnsi="宋体" w:eastAsia="宋体"/>
+          <w:color w:val="000000"/>
         </w:rPr>
         <w:t xml:space="preserve">trainer 接口：</w:t>
       </w:r>
@@ -3077,6 +3306,7 @@
         <w:rPr>
           <w:rStyle w:val="VerbatimChar"/>
           <w:rFonts w:ascii="宋体" w:hAnsi="宋体" w:eastAsia="宋体"/>
+          <w:color w:val="000000"/>
         </w:rPr>
         <w:t xml:space="preserve">train(model, train_set, valid_set)</w:t>
       </w:r>
@@ -3094,6 +3324,7 @@
       <w:r>
         <w:rPr>
           <w:rFonts w:ascii="宋体" w:hAnsi="宋体" w:eastAsia="宋体"/>
+          <w:color w:val="000000"/>
         </w:rPr>
         <w:t xml:space="preserve">tester 接口：</w:t>
       </w:r>
@@ -3101,6 +3332,7 @@
         <w:rPr>
           <w:rStyle w:val="VerbatimChar"/>
           <w:rFonts w:ascii="宋体" w:hAnsi="宋体" w:eastAsia="宋体"/>
+          <w:color w:val="000000"/>
         </w:rPr>
         <w:t xml:space="preserve">test(model, test_set)</w:t>
       </w:r>
@@ -3118,6 +3350,7 @@
       <w:r>
         <w:rPr>
           <w:rFonts w:ascii="宋体" w:hAnsi="宋体" w:eastAsia="宋体"/>
+          <w:color w:val="000000"/>
         </w:rPr>
         <w:t xml:space="preserve">callback 接口：训练开始、批次结束、epoch 结束等生命周期钩子</w:t>
       </w:r>
@@ -3131,6 +3364,7 @@
       <w:r>
         <w:rPr>
           <w:rFonts w:ascii="宋体" w:hAnsi="宋体" w:eastAsia="宋体"/>
+          <w:color w:val="000000"/>
         </w:rPr>
         <w:t xml:space="preserve">7.3 评估与展示接口</w:t>
       </w:r>
@@ -3148,6 +3382,7 @@
       <w:r>
         <w:rPr>
           <w:rFonts w:ascii="宋体" w:hAnsi="宋体" w:eastAsia="宋体"/>
+          <w:color w:val="000000"/>
         </w:rPr>
         <w:t xml:space="preserve">evaluator：统一注册多个指标并执行评估</w:t>
       </w:r>
@@ -3165,6 +3400,7 @@
       <w:r>
         <w:rPr>
           <w:rFonts w:ascii="宋体" w:hAnsi="宋体" w:eastAsia="宋体"/>
+          <w:color w:val="000000"/>
         </w:rPr>
         <w:t xml:space="preserve">visualizer：导出图表文件和展示结果</w:t>
       </w:r>
@@ -3179,6 +3415,7 @@
       <w:r>
         <w:rPr>
           <w:rFonts w:ascii="宋体" w:hAnsi="宋体" w:eastAsia="宋体"/>
+          <w:color w:val="000000"/>
         </w:rPr>
         <w:t xml:space="preserve">8. 系统运行流程设计</w:t>
       </w:r>
@@ -3192,6 +3429,7 @@
       <w:r>
         <w:rPr>
           <w:rFonts w:ascii="宋体" w:hAnsi="宋体" w:eastAsia="宋体"/>
+          <w:color w:val="000000"/>
         </w:rPr>
         <w:t xml:space="preserve">一次标准运行流程如下：</w:t>
       </w:r>
@@ -3209,6 +3447,7 @@
       <w:r>
         <w:rPr>
           <w:rFonts w:ascii="宋体" w:hAnsi="宋体" w:eastAsia="宋体"/>
+          <w:color w:val="000000"/>
         </w:rPr>
         <w:t xml:space="preserve">选择数据集并加载实体。</w:t>
       </w:r>
@@ -3226,6 +3465,7 @@
       <w:r>
         <w:rPr>
           <w:rFonts w:ascii="宋体" w:hAnsi="宋体" w:eastAsia="宋体"/>
+          <w:color w:val="000000"/>
         </w:rPr>
         <w:t xml:space="preserve">选择预处理参数和标签构造方式。</w:t>
       </w:r>
@@ -3243,6 +3483,7 @@
       <w:r>
         <w:rPr>
           <w:rFonts w:ascii="宋体" w:hAnsi="宋体" w:eastAsia="宋体"/>
+          <w:color w:val="000000"/>
         </w:rPr>
         <w:t xml:space="preserve">划分训练集和测试集。</w:t>
       </w:r>
@@ -3260,6 +3501,7 @@
       <w:r>
         <w:rPr>
           <w:rFonts w:ascii="宋体" w:hAnsi="宋体" w:eastAsia="宋体"/>
+          <w:color w:val="000000"/>
         </w:rPr>
         <w:t xml:space="preserve">选择模型、训练器和回调。</w:t>
       </w:r>
@@ -3277,6 +3519,7 @@
       <w:r>
         <w:rPr>
           <w:rFonts w:ascii="宋体" w:hAnsi="宋体" w:eastAsia="宋体"/>
+          <w:color w:val="000000"/>
         </w:rPr>
         <w:t xml:space="preserve">训练并记录过程。</w:t>
       </w:r>
@@ -3294,6 +3537,7 @@
       <w:r>
         <w:rPr>
           <w:rFonts w:ascii="宋体" w:hAnsi="宋体" w:eastAsia="宋体"/>
+          <w:color w:val="000000"/>
         </w:rPr>
         <w:t xml:space="preserve">运行测试与评估。</w:t>
       </w:r>
@@ -3311,6 +3555,7 @@
       <w:r>
         <w:rPr>
           <w:rFonts w:ascii="宋体" w:hAnsi="宋体" w:eastAsia="宋体"/>
+          <w:color w:val="000000"/>
         </w:rPr>
         <w:t xml:space="preserve">导出图表、日志和模型文件。</w:t>
       </w:r>
@@ -3324,6 +3569,7 @@
       <w:r>
         <w:rPr>
           <w:rFonts w:ascii="宋体" w:hAnsi="宋体" w:eastAsia="宋体"/>
+          <w:color w:val="000000"/>
         </w:rPr>
         <w:t xml:space="preserve">9. 异常处理设计</w:t>
       </w:r>
@@ -3358,6 +3604,7 @@
               <w:rPr>
                 <w:rFonts w:ascii="宋体" w:hAnsi="宋体" w:eastAsia="宋体"/>
                 <w:b/>
+                <w:color w:val="000000"/>
                 <w:sz w:val="21"/>
               </w:rPr>
               <w:t xml:space="preserve">场景</w:t>
@@ -3378,6 +3625,7 @@
               <w:rPr>
                 <w:rFonts w:ascii="宋体" w:hAnsi="宋体" w:eastAsia="宋体"/>
                 <w:b/>
+                <w:color w:val="000000"/>
                 <w:sz w:val="21"/>
               </w:rPr>
               <w:t xml:space="preserve">处理方式</w:t>
@@ -3396,6 +3644,7 @@
             <w:r>
               <w:rPr>
                 <w:rFonts w:ascii="宋体" w:hAnsi="宋体" w:eastAsia="宋体"/>
+                <w:color w:val="000000"/>
                 <w:sz w:val="21"/>
               </w:rPr>
               <w:t xml:space="preserve">数据路径不存在</w:t>
@@ -3412,6 +3661,7 @@
             <w:r>
               <w:rPr>
                 <w:rFonts w:ascii="宋体" w:hAnsi="宋体" w:eastAsia="宋体"/>
+                <w:color w:val="000000"/>
                 <w:sz w:val="21"/>
               </w:rPr>
               <w:t xml:space="preserve">抛出明确异常并提示路径</w:t>
@@ -3430,6 +3680,7 @@
             <w:r>
               <w:rPr>
                 <w:rFonts w:ascii="宋体" w:hAnsi="宋体" w:eastAsia="宋体"/>
+                <w:color w:val="000000"/>
                 <w:sz w:val="21"/>
               </w:rPr>
               <w:t xml:space="preserve">文件列格式异常</w:t>
@@ -3446,6 +3697,7 @@
             <w:r>
               <w:rPr>
                 <w:rFonts w:ascii="宋体" w:hAnsi="宋体" w:eastAsia="宋体"/>
+                <w:color w:val="000000"/>
                 <w:sz w:val="21"/>
               </w:rPr>
               <w:t xml:space="preserve">尝试数值化并过滤非法行，失败时给出说明</w:t>
@@ -3464,6 +3716,7 @@
             <w:r>
               <w:rPr>
                 <w:rFonts w:ascii="宋体" w:hAnsi="宋体" w:eastAsia="宋体"/>
+                <w:color w:val="000000"/>
                 <w:sz w:val="21"/>
               </w:rPr>
               <w:t xml:space="preserve">训练过程中梯度异常</w:t>
@@ -3480,6 +3733,7 @@
             <w:r>
               <w:rPr>
                 <w:rFonts w:ascii="宋体" w:hAnsi="宋体" w:eastAsia="宋体"/>
+                <w:color w:val="000000"/>
                 <w:sz w:val="21"/>
               </w:rPr>
               <w:t xml:space="preserve">记录告警并输出日志</w:t>
@@ -3498,6 +3752,7 @@
             <w:r>
               <w:rPr>
                 <w:rFonts w:ascii="宋体" w:hAnsi="宋体" w:eastAsia="宋体"/>
+                <w:color w:val="000000"/>
                 <w:sz w:val="21"/>
               </w:rPr>
               <w:t xml:space="preserve">导出目录不存在</w:t>
@@ -3514,6 +3769,7 @@
             <w:r>
               <w:rPr>
                 <w:rFonts w:ascii="宋体" w:hAnsi="宋体" w:eastAsia="宋体"/>
+                <w:color w:val="000000"/>
                 <w:sz w:val="21"/>
               </w:rPr>
               <w:t xml:space="preserve">自动创建目录后再导出</w:t>
@@ -3531,30 +3787,35 @@
       <w:r>
         <w:rPr>
           <w:rFonts w:ascii="宋体" w:hAnsi="宋体" w:eastAsia="宋体"/>
+          <w:color w:val="000000"/>
         </w:rPr>
         <w:t xml:space="preserve">异常处理设计原则是</w:t>
       </w:r>
       <w:r>
         <w:rPr>
           <w:rFonts w:ascii="宋体" w:hAnsi="宋体" w:eastAsia="宋体"/>
+          <w:color w:val="000000"/>
         </w:rPr>
         <w:t xml:space="preserve">“</w:t>
       </w:r>
       <w:r>
         <w:rPr>
           <w:rFonts w:ascii="宋体" w:hAnsi="宋体" w:eastAsia="宋体"/>
+          <w:color w:val="000000"/>
         </w:rPr>
         <w:t xml:space="preserve">尽可能给出明确错误，不做静默吞错</w:t>
       </w:r>
       <w:r>
         <w:rPr>
           <w:rFonts w:ascii="宋体" w:hAnsi="宋体" w:eastAsia="宋体"/>
+          <w:color w:val="000000"/>
         </w:rPr>
         <w:t xml:space="preserve">”</w:t>
       </w:r>
       <w:r>
         <w:rPr>
           <w:rFonts w:ascii="宋体" w:hAnsi="宋体" w:eastAsia="宋体"/>
+          <w:color w:val="000000"/>
         </w:rPr>
         <w:t xml:space="preserve">。</w:t>
       </w:r>
@@ -3568,6 +3829,7 @@
       <w:r>
         <w:rPr>
           <w:rFonts w:ascii="宋体" w:hAnsi="宋体" w:eastAsia="宋体"/>
+          <w:color w:val="000000"/>
         </w:rPr>
         <w:t xml:space="preserve">10. 部署设计</w:t>
       </w:r>
@@ -3581,6 +3843,7 @@
       <w:r>
         <w:rPr>
           <w:rFonts w:ascii="宋体" w:hAnsi="宋体" w:eastAsia="宋体"/>
+          <w:color w:val="000000"/>
         </w:rPr>
         <w:t xml:space="preserve">项目部署方式以本地运行和课程演示为主。</w:t>
       </w:r>
@@ -3598,6 +3861,7 @@
       <w:r>
         <w:rPr>
           <w:rFonts w:ascii="宋体" w:hAnsi="宋体" w:eastAsia="宋体"/>
+          <w:color w:val="000000"/>
         </w:rPr>
         <w:t xml:space="preserve">通过 uv 安装依赖并创建环境。</w:t>
       </w:r>
@@ -3615,12 +3879,14 @@
       <w:r>
         <w:rPr>
           <w:rFonts w:ascii="宋体" w:hAnsi="宋体" w:eastAsia="宋体"/>
+          <w:color w:val="000000"/>
         </w:rPr>
         <w:t xml:space="preserve">通过</w:t>
       </w:r>
       <w:r>
         <w:rPr>
           <w:rFonts w:ascii="宋体" w:hAnsi="宋体" w:eastAsia="宋体"/>
+          <w:color w:val="000000"/>
         </w:rPr>
         <w:t xml:space="preserve"> </w:t>
       </w:r>
@@ -3628,18 +3894,21 @@
         <w:rPr>
           <w:rStyle w:val="VerbatimChar"/>
           <w:rFonts w:ascii="宋体" w:hAnsi="宋体" w:eastAsia="宋体"/>
+          <w:color w:val="000000"/>
         </w:rPr>
         <w:t xml:space="preserve">uv run python main.py</w:t>
       </w:r>
       <w:r>
         <w:rPr>
           <w:rFonts w:ascii="宋体" w:hAnsi="宋体" w:eastAsia="宋体"/>
+          <w:color w:val="000000"/>
         </w:rPr>
         <w:t xml:space="preserve"> </w:t>
       </w:r>
       <w:r>
         <w:rPr>
           <w:rFonts w:ascii="宋体" w:hAnsi="宋体" w:eastAsia="宋体"/>
+          <w:color w:val="000000"/>
         </w:rPr>
         <w:t xml:space="preserve">运行主示例。</w:t>
       </w:r>
@@ -3657,12 +3926,14 @@
       <w:r>
         <w:rPr>
           <w:rFonts w:ascii="宋体" w:hAnsi="宋体" w:eastAsia="宋体"/>
+          <w:color w:val="000000"/>
         </w:rPr>
         <w:t xml:space="preserve">通过</w:t>
       </w:r>
       <w:r>
         <w:rPr>
           <w:rFonts w:ascii="宋体" w:hAnsi="宋体" w:eastAsia="宋体"/>
+          <w:color w:val="000000"/>
         </w:rPr>
         <w:t xml:space="preserve"> </w:t>
       </w:r>
@@ -3670,18 +3941,21 @@
         <w:rPr>
           <w:rStyle w:val="VerbatimChar"/>
           <w:rFonts w:ascii="宋体" w:hAnsi="宋体" w:eastAsia="宋体"/>
+          <w:color w:val="000000"/>
         </w:rPr>
         <w:t xml:space="preserve">uv run pytest -q</w:t>
       </w:r>
       <w:r>
         <w:rPr>
           <w:rFonts w:ascii="宋体" w:hAnsi="宋体" w:eastAsia="宋体"/>
+          <w:color w:val="000000"/>
         </w:rPr>
         <w:t xml:space="preserve"> </w:t>
       </w:r>
       <w:r>
         <w:rPr>
           <w:rFonts w:ascii="宋体" w:hAnsi="宋体" w:eastAsia="宋体"/>
+          <w:color w:val="000000"/>
         </w:rPr>
         <w:t xml:space="preserve">运行自动化测试。</w:t>
       </w:r>
@@ -3699,6 +3973,7 @@
       <w:r>
         <w:rPr>
           <w:rFonts w:ascii="宋体" w:hAnsi="宋体" w:eastAsia="宋体"/>
+          <w:color w:val="000000"/>
         </w:rPr>
         <w:t xml:space="preserve">通过 Pandoc 将文档导出为 PDF。</w:t>
       </w:r>
@@ -3712,6 +3987,7 @@
       <w:r>
         <w:rPr>
           <w:rFonts w:ascii="宋体" w:hAnsi="宋体" w:eastAsia="宋体"/>
+          <w:color w:val="000000"/>
         </w:rPr>
         <w:t xml:space="preserve">11. 设计总结</w:t>
       </w:r>
@@ -3725,6 +4001,7 @@
       <w:r>
         <w:rPr>
           <w:rFonts w:ascii="宋体" w:hAnsi="宋体" w:eastAsia="宋体"/>
+          <w:color w:val="000000"/>
         </w:rPr>
         <w:t xml:space="preserve">本设计文档的核心思想是以统一数据抽象和统一训练框架为中心，将数据、模型、评估和展示有机串联起来。这样既能满足课程项目的规范要求，也便于后续继续扩展新的算法和数据源。</w:t>
       </w:r>
@@ -4403,6 +4680,7 @@
     <w:qFormat/>
     <w:rPr>
       <w:rFonts w:ascii="宋体" w:hAnsi="宋体" w:eastAsia="宋体"/>
+      <w:color w:val="000000"/>
       <w:sz w:val="21"/>
     </w:rPr>
   </w:style>
@@ -4416,6 +4694,7 @@
     <w:qFormat/>
     <w:rPr>
       <w:rFonts w:ascii="宋体" w:hAnsi="宋体" w:eastAsia="宋体"/>
+      <w:color w:val="000000"/>
       <w:sz w:val="21"/>
     </w:rPr>
   </w:style>
@@ -4426,6 +4705,7 @@
     <w:qFormat/>
     <w:rPr>
       <w:rFonts w:ascii="宋体" w:hAnsi="宋体" w:eastAsia="宋体"/>
+      <w:color w:val="000000"/>
       <w:sz w:val="21"/>
     </w:rPr>
   </w:style>
@@ -4438,6 +4718,7 @@
     </w:pPr>
     <w:rPr>
       <w:rFonts w:ascii="宋体" w:hAnsi="宋体" w:eastAsia="宋体"/>
+      <w:color w:val="000000"/>
       <w:sz w:val="21"/>
     </w:rPr>
   </w:style>
@@ -4456,7 +4737,7 @@
       <w:rFonts w:asciiTheme="majorHAnsi" w:cstheme="majorBidi" w:eastAsiaTheme="majorEastAsia" w:hAnsiTheme="majorHAnsi" w:ascii="黑体" w:hAnsi="黑体" w:eastAsia="黑体"/>
       <w:b/>
       <w:bCs/>
-      <w:color w:themeColor="accent1" w:themeShade="B5" w:val="345A8A"/>
+      <w:color w:val="000000"/>
       <w:sz w:val="36"/>
       <w:szCs w:val="36"/>
     </w:rPr>
@@ -4473,6 +4754,7 @@
       <w:jc w:val="center"/>
     </w:pPr>
     <w:rPr>
+      <w:color w:val="000000"/>
       <w:sz w:val="30"/>
       <w:szCs w:val="30"/>
     </w:rPr>
@@ -4536,7 +4818,7 @@
       <w:rFonts w:asciiTheme="majorHAnsi" w:cstheme="majorBidi" w:eastAsiaTheme="majorEastAsia" w:hAnsiTheme="majorHAnsi" w:ascii="宋体" w:hAnsi="宋体" w:eastAsia="宋体"/>
       <w:b/>
       <w:bCs/>
-      <w:color w:themeColor="accent1" w:val="4F81BD"/>
+      <w:color w:val="000000"/>
       <w:sz w:val="48"/>
       <w:szCs w:val="32"/>
     </w:rPr>
@@ -4558,7 +4840,7 @@
       <w:rFonts w:asciiTheme="majorHAnsi" w:cstheme="majorBidi" w:eastAsiaTheme="majorEastAsia" w:hAnsiTheme="majorHAnsi" w:ascii="宋体" w:hAnsi="宋体" w:eastAsia="宋体"/>
       <w:b/>
       <w:bCs/>
-      <w:color w:themeColor="accent1" w:val="4F81BD"/>
+      <w:color w:val="000000"/>
       <w:sz w:val="36"/>
       <w:szCs w:val="28"/>
     </w:rPr>
@@ -4580,7 +4862,7 @@
       <w:rFonts w:asciiTheme="majorHAnsi" w:cstheme="majorBidi" w:eastAsiaTheme="majorEastAsia" w:hAnsiTheme="majorHAnsi" w:ascii="宋体" w:hAnsi="宋体" w:eastAsia="宋体"/>
       <w:b/>
       <w:bCs/>
-      <w:color w:themeColor="accent1" w:val="4F81BD"/>
+      <w:color w:val="000000"/>
       <w:sz w:val="27"/>
       <w:szCs w:val="24"/>
     </w:rPr>
@@ -4603,7 +4885,7 @@
       <w:i/>
       <w:b/>
       <w:bCs/>
-      <w:color w:themeColor="accent1" w:val="4F81BD"/>
+      <w:color w:val="000000"/>
       <w:sz w:val="24"/>
       <w:szCs w:val="24"/>
     </w:rPr>
@@ -4622,10 +4904,11 @@
       <w:outlineLvl w:val="4"/>
     </w:pPr>
     <w:rPr>
-      <w:rFonts w:asciiTheme="majorHAnsi" w:cstheme="majorBidi" w:eastAsiaTheme="majorEastAsia" w:hAnsiTheme="majorHAnsi"/>
+      <w:rFonts w:asciiTheme="majorHAnsi" w:cstheme="majorBidi" w:eastAsiaTheme="majorEastAsia" w:hAnsiTheme="majorHAnsi" w:ascii="宋体" w:hAnsi="宋体" w:eastAsia="宋体"/>
+      <w:b/>
       <w:iCs/>
-      <w:color w:themeColor="accent1" w:val="4F81BD"/>
-      <w:sz w:val="24"/>
+      <w:color w:val="000000"/>
+      <w:sz w:val="21"/>
       <w:szCs w:val="24"/>
     </w:rPr>
   </w:style>
@@ -4643,9 +4926,10 @@
       <w:outlineLvl w:val="5"/>
     </w:pPr>
     <w:rPr>
-      <w:rFonts w:asciiTheme="majorHAnsi" w:cstheme="majorBidi" w:eastAsiaTheme="majorEastAsia" w:hAnsiTheme="majorHAnsi"/>
-      <w:color w:themeColor="accent1" w:val="4F81BD"/>
-      <w:sz w:val="24"/>
+      <w:rFonts w:asciiTheme="majorHAnsi" w:cstheme="majorBidi" w:eastAsiaTheme="majorEastAsia" w:hAnsiTheme="majorHAnsi" w:ascii="宋体" w:hAnsi="宋体" w:eastAsia="宋体"/>
+      <w:b/>
+      <w:color w:val="000000"/>
+      <w:sz w:val="21"/>
       <w:szCs w:val="24"/>
     </w:rPr>
   </w:style>
@@ -4663,9 +4947,10 @@
       <w:outlineLvl w:val="6"/>
     </w:pPr>
     <w:rPr>
-      <w:rFonts w:asciiTheme="majorHAnsi" w:cstheme="majorBidi" w:eastAsiaTheme="majorEastAsia" w:hAnsiTheme="majorHAnsi"/>
-      <w:color w:themeColor="accent1" w:val="4F81BD"/>
-      <w:sz w:val="24"/>
+      <w:rFonts w:asciiTheme="majorHAnsi" w:cstheme="majorBidi" w:eastAsiaTheme="majorEastAsia" w:hAnsiTheme="majorHAnsi" w:ascii="宋体" w:hAnsi="宋体" w:eastAsia="宋体"/>
+      <w:b/>
+      <w:color w:val="000000"/>
+      <w:sz w:val="21"/>
       <w:szCs w:val="24"/>
     </w:rPr>
   </w:style>
@@ -4683,9 +4968,10 @@
       <w:outlineLvl w:val="7"/>
     </w:pPr>
     <w:rPr>
-      <w:rFonts w:asciiTheme="majorHAnsi" w:cstheme="majorBidi" w:eastAsiaTheme="majorEastAsia" w:hAnsiTheme="majorHAnsi"/>
-      <w:color w:themeColor="accent1" w:val="4F81BD"/>
-      <w:sz w:val="24"/>
+      <w:rFonts w:asciiTheme="majorHAnsi" w:cstheme="majorBidi" w:eastAsiaTheme="majorEastAsia" w:hAnsiTheme="majorHAnsi" w:ascii="宋体" w:hAnsi="宋体" w:eastAsia="宋体"/>
+      <w:b/>
+      <w:color w:val="000000"/>
+      <w:sz w:val="21"/>
       <w:szCs w:val="24"/>
     </w:rPr>
   </w:style>
@@ -4703,9 +4989,10 @@
       <w:outlineLvl w:val="8"/>
     </w:pPr>
     <w:rPr>
-      <w:rFonts w:asciiTheme="majorHAnsi" w:cstheme="majorBidi" w:eastAsiaTheme="majorEastAsia" w:hAnsiTheme="majorHAnsi"/>
-      <w:color w:themeColor="accent1" w:val="4F81BD"/>
-      <w:sz w:val="24"/>
+      <w:rFonts w:asciiTheme="majorHAnsi" w:cstheme="majorBidi" w:eastAsiaTheme="majorEastAsia" w:hAnsiTheme="majorHAnsi" w:ascii="宋体" w:hAnsi="宋体" w:eastAsia="宋体"/>
+      <w:b/>
+      <w:color w:val="000000"/>
+      <w:sz w:val="21"/>
       <w:szCs w:val="24"/>
     </w:rPr>
   </w:style>
@@ -4843,7 +5130,7 @@
     <w:name w:val="Hyperlink"/>
     <w:basedOn w:val="BodyTextChar"/>
     <w:rPr>
-      <w:color w:themeColor="accent1" w:val="4F81BD"/>
+      <w:color w:val="000000"/>
     </w:rPr>
   </w:style>
   <w:style w:styleId="TOCHeading" w:type="paragraph">
@@ -4861,7 +5148,7 @@
       <w:rFonts w:asciiTheme="majorHAnsi" w:cstheme="majorBidi" w:eastAsiaTheme="majorEastAsia" w:hAnsiTheme="majorHAnsi"/>
       <w:b w:val="0"/>
       <w:bCs w:val="0"/>
-      <w:color w:themeColor="accent1" w:themeShade="BF" w:val="365F91"/>
+      <w:color w:val="000000"/>
     </w:rPr>
   </w:style>
   <w:style w:type="paragraph" w:customStyle="1" w:styleId="SourceCode">
